--- a/Knowledge/3-Work knowledge/1-Software Engineering/2-General Technologies/9-Databases/5-My Source/1-Intro to Databases/1-Data Models/1-Components of a Data Model/3-Relationships.docx
+++ b/Knowledge/3-Work knowledge/1-Software Engineering/2-General Technologies/9-Databases/5-My Source/1-Intro to Databases/1-Data Models/1-Components of a Data Model/3-Relationships.docx
@@ -27,7 +27,7 @@
     <w:p>
       <w:r>
         <w:rPr>
-          <w:rFonts w:ascii="Arial" w:hAnsi="Arial" w:cs="Arial"/>
+          <w:rFonts w:ascii="Arial" w:hAnsi="Arial" w:cs="Arial" w:eastAsia="Arial"/>
           <w:b/>
           <w:color w:val="000000"/>
           <w:sz w:val="18"/>
@@ -37,7 +37,7 @@
       </w:r>
       <w:r>
         <w:rPr>
-          <w:rFonts w:ascii="Arial" w:hAnsi="Arial" w:cs="Arial"/>
+          <w:rFonts w:ascii="Arial" w:hAnsi="Arial" w:cs="Arial" w:eastAsia="Arial"/>
           <w:color w:val="000000"/>
           <w:sz w:val="18"/>
           <w:highlight w:val="lightGray"/>
@@ -46,7 +46,7 @@
       </w:r>
       <w:r>
         <w:rPr>
-          <w:rFonts w:ascii="Arial" w:hAnsi="Arial" w:cs="Arial"/>
+          <w:rFonts w:ascii="Arial" w:hAnsi="Arial" w:cs="Arial" w:eastAsia="Arial"/>
           <w:b/>
           <w:color w:val="000000"/>
           <w:sz w:val="18"/>
@@ -56,7 +56,7 @@
       </w:r>
       <w:r>
         <w:rPr>
-          <w:rFonts w:ascii="Arial" w:hAnsi="Arial" w:cs="Arial"/>
+          <w:rFonts w:ascii="Arial" w:hAnsi="Arial" w:cs="Arial" w:eastAsia="Arial"/>
           <w:color w:val="000000"/>
           <w:sz w:val="18"/>
           <w:highlight w:val="lightGray"/>
@@ -65,7 +65,7 @@
       </w:r>
       <w:r>
         <w:rPr>
-          <w:rFonts w:ascii="Arial" w:hAnsi="Arial" w:cs="Arial"/>
+          <w:rFonts w:ascii="Arial" w:hAnsi="Arial" w:cs="Arial" w:eastAsia="Arial"/>
           <w:b/>
           <w:color w:val="000000"/>
           <w:sz w:val="18"/>
@@ -75,7 +75,7 @@
       </w:r>
       <w:r>
         <w:rPr>
-          <w:rFonts w:ascii="Arial" w:hAnsi="Arial" w:cs="Arial"/>
+          <w:rFonts w:ascii="Arial" w:hAnsi="Arial" w:cs="Arial" w:eastAsia="Arial"/>
           <w:color w:val="000000"/>
           <w:sz w:val="18"/>
           <w:highlight w:val="lightGray"/>
@@ -91,13 +91,13 @@
       </w:pPr>
       <w:r>
         <w:rPr>
-          <w:rFonts w:ascii="Roboto Mono" w:hAnsi="Roboto Mono"/>
+          <w:rFonts w:ascii="Roboto Mono" w:hAnsi="Roboto Mono" w:eastAsia="Roboto Mono"/>
         </w:rPr>
         <w:t xml:space="preserve">A </w:t>
       </w:r>
       <w:r>
         <w:rPr>
-          <w:rFonts w:ascii="Roboto Mono" w:hAnsi="Roboto Mono"/>
+          <w:rFonts w:ascii="Roboto Mono" w:hAnsi="Roboto Mono" w:eastAsia="Roboto Mono"/>
           <w:b/>
           <w:bCs/>
         </w:rPr>
@@ -105,13 +105,13 @@
       </w:r>
       <w:r>
         <w:rPr>
-          <w:rFonts w:ascii="Roboto Mono" w:hAnsi="Roboto Mono"/>
+          <w:rFonts w:ascii="Roboto Mono" w:hAnsi="Roboto Mono" w:eastAsia="Roboto Mono"/>
         </w:rPr>
         <w:t xml:space="preserve"> is a </w:t>
       </w:r>
       <w:r>
         <w:rPr>
-          <w:rFonts w:ascii="Roboto Mono" w:hAnsi="Roboto Mono"/>
+          <w:rFonts w:ascii="Roboto Mono" w:hAnsi="Roboto Mono" w:eastAsia="Roboto Mono"/>
           <w:b/>
           <w:bCs/>
         </w:rPr>
@@ -119,7 +119,7 @@
       </w:r>
       <w:r>
         <w:rPr>
-          <w:rFonts w:ascii="Roboto Mono" w:hAnsi="Roboto Mono"/>
+          <w:rFonts w:ascii="Roboto Mono" w:hAnsi="Roboto Mono" w:eastAsia="Roboto Mono"/>
         </w:rPr>
         <w:t>.</w:t>
       </w:r>
@@ -132,7 +132,7 @@
       </w:pPr>
       <w:r>
         <w:rPr>
-          <w:rFonts w:ascii="Roboto Mono" w:hAnsi="Roboto Mono"/>
+          <w:rFonts w:ascii="Roboto Mono" w:hAnsi="Roboto Mono" w:eastAsia="Roboto Mono"/>
         </w:rPr>
         <w:t>Relationships describe how entities interact with each other in a system.</w:t>
       </w:r>
@@ -145,7 +145,7 @@
       </w:pPr>
       <w:r>
         <w:rPr>
-          <w:rFonts w:ascii="Roboto Mono" w:hAnsi="Roboto Mono"/>
+          <w:rFonts w:ascii="Roboto Mono" w:hAnsi="Roboto Mono" w:eastAsia="Roboto Mono"/>
         </w:rPr>
         <w:pict w14:anchorId="4EF43F21">
           <v:rect id="_x0000_i1025" style="width:0;height:1.5pt" o:hralign="center" o:hrstd="t" o:hr="t" fillcolor="#a0a0a0" stroked="f"/>
@@ -169,7 +169,7 @@
     <w:p>
       <w:r>
         <w:rPr>
-          <w:rFonts w:ascii="Arial" w:hAnsi="Arial" w:cs="Arial"/>
+          <w:rFonts w:ascii="Arial" w:hAnsi="Arial" w:cs="Arial" w:eastAsia="Arial"/>
           <w:b/>
           <w:color w:val="000000"/>
           <w:sz w:val="18"/>
@@ -179,7 +179,7 @@
       </w:r>
       <w:r>
         <w:rPr>
-          <w:rFonts w:ascii="Arial" w:hAnsi="Arial" w:cs="Arial"/>
+          <w:rFonts w:ascii="Arial" w:hAnsi="Arial" w:cs="Arial" w:eastAsia="Arial"/>
           <w:color w:val="000000"/>
           <w:sz w:val="18"/>
           <w:highlight w:val="lightGray"/>
@@ -188,7 +188,7 @@
       </w:r>
       <w:r>
         <w:rPr>
-          <w:rFonts w:ascii="Arial" w:hAnsi="Arial" w:cs="Arial"/>
+          <w:rFonts w:ascii="Arial" w:hAnsi="Arial" w:cs="Arial" w:eastAsia="Arial"/>
           <w:b/>
           <w:color w:val="000000"/>
           <w:sz w:val="18"/>
@@ -198,7 +198,7 @@
       </w:r>
       <w:r>
         <w:rPr>
-          <w:rFonts w:ascii="Arial" w:hAnsi="Arial" w:cs="Arial"/>
+          <w:rFonts w:ascii="Arial" w:hAnsi="Arial" w:cs="Arial" w:eastAsia="Arial"/>
           <w:color w:val="000000"/>
           <w:sz w:val="18"/>
           <w:highlight w:val="lightGray"/>
@@ -207,7 +207,7 @@
       </w:r>
       <w:r>
         <w:rPr>
-          <w:rFonts w:ascii="Arial" w:hAnsi="Arial" w:cs="Arial"/>
+          <w:rFonts w:ascii="Arial" w:hAnsi="Arial" w:cs="Arial" w:eastAsia="Arial"/>
           <w:b/>
           <w:color w:val="000000"/>
           <w:sz w:val="18"/>
@@ -217,7 +217,7 @@
       </w:r>
       <w:r>
         <w:rPr>
-          <w:rFonts w:ascii="Arial" w:hAnsi="Arial" w:cs="Arial"/>
+          <w:rFonts w:ascii="Arial" w:hAnsi="Arial" w:cs="Arial" w:eastAsia="Arial"/>
           <w:color w:val="000000"/>
           <w:sz w:val="18"/>
           <w:highlight w:val="lightGray"/>
@@ -233,7 +233,7 @@
       </w:pPr>
       <w:r>
         <w:rPr>
-          <w:rFonts w:ascii="Roboto Mono" w:hAnsi="Roboto Mono"/>
+          <w:rFonts w:ascii="Roboto Mono" w:hAnsi="Roboto Mono" w:eastAsia="Roboto Mono"/>
         </w:rPr>
         <w:t>Relationships help answer:</w:t>
       </w:r>
@@ -250,7 +250,7 @@
       </w:pPr>
       <w:r>
         <w:rPr>
-          <w:rFonts w:ascii="Roboto Mono" w:hAnsi="Roboto Mono"/>
+          <w:rFonts w:ascii="Roboto Mono" w:hAnsi="Roboto Mono" w:eastAsia="Roboto Mono"/>
         </w:rPr>
         <w:t xml:space="preserve">How are entities connected? </w:t>
       </w:r>
@@ -267,7 +267,7 @@
       </w:pPr>
       <w:r>
         <w:rPr>
-          <w:rFonts w:ascii="Roboto Mono" w:hAnsi="Roboto Mono"/>
+          <w:rFonts w:ascii="Roboto Mono" w:hAnsi="Roboto Mono" w:eastAsia="Roboto Mono"/>
         </w:rPr>
         <w:t xml:space="preserve">How does one entity interact with another? </w:t>
       </w:r>
@@ -284,7 +284,7 @@
       </w:pPr>
       <w:r>
         <w:rPr>
-          <w:rFonts w:ascii="Roboto Mono" w:hAnsi="Roboto Mono"/>
+          <w:rFonts w:ascii="Roboto Mono" w:hAnsi="Roboto Mono" w:eastAsia="Roboto Mono"/>
         </w:rPr>
         <w:t xml:space="preserve">What business rules exist between entities? </w:t>
       </w:r>
@@ -297,7 +297,7 @@
       </w:pPr>
       <w:r>
         <w:rPr>
-          <w:rFonts w:ascii="Roboto Mono" w:hAnsi="Roboto Mono"/>
+          <w:rFonts w:ascii="Roboto Mono" w:hAnsi="Roboto Mono" w:eastAsia="Roboto Mono"/>
         </w:rPr>
         <w:pict w14:anchorId="0B26A743">
           <v:rect id="_x0000_i1026" style="width:0;height:1.5pt" o:hralign="center" o:hrstd="t" o:hr="t" fillcolor="#a0a0a0" stroked="f"/>
@@ -321,7 +321,7 @@
     <w:p>
       <w:r>
         <w:rPr>
-          <w:rFonts w:ascii="Arial" w:hAnsi="Arial" w:cs="Arial"/>
+          <w:rFonts w:ascii="Arial" w:hAnsi="Arial" w:cs="Arial" w:eastAsia="Arial"/>
           <w:b/>
           <w:color w:val="000000"/>
           <w:sz w:val="18"/>
@@ -331,7 +331,7 @@
       </w:r>
       <w:r>
         <w:rPr>
-          <w:rFonts w:ascii="Arial" w:hAnsi="Arial" w:cs="Arial"/>
+          <w:rFonts w:ascii="Arial" w:hAnsi="Arial" w:cs="Arial" w:eastAsia="Arial"/>
           <w:color w:val="000000"/>
           <w:sz w:val="18"/>
           <w:highlight w:val="lightGray"/>
@@ -340,7 +340,7 @@
       </w:r>
       <w:r>
         <w:rPr>
-          <w:rFonts w:ascii="Arial" w:hAnsi="Arial" w:cs="Arial"/>
+          <w:rFonts w:ascii="Arial" w:hAnsi="Arial" w:cs="Arial" w:eastAsia="Arial"/>
           <w:b/>
           <w:color w:val="000000"/>
           <w:sz w:val="18"/>
@@ -350,7 +350,7 @@
       </w:r>
       <w:r>
         <w:rPr>
-          <w:rFonts w:ascii="Arial" w:hAnsi="Arial" w:cs="Arial"/>
+          <w:rFonts w:ascii="Arial" w:hAnsi="Arial" w:cs="Arial" w:eastAsia="Arial"/>
           <w:color w:val="000000"/>
           <w:sz w:val="18"/>
           <w:highlight w:val="lightGray"/>
@@ -359,7 +359,7 @@
       </w:r>
       <w:r>
         <w:rPr>
-          <w:rFonts w:ascii="Arial" w:hAnsi="Arial" w:cs="Arial"/>
+          <w:rFonts w:ascii="Arial" w:hAnsi="Arial" w:cs="Arial" w:eastAsia="Arial"/>
           <w:b/>
           <w:color w:val="000000"/>
           <w:sz w:val="18"/>
@@ -369,7 +369,7 @@
       </w:r>
       <w:r>
         <w:rPr>
-          <w:rFonts w:ascii="Arial" w:hAnsi="Arial" w:cs="Arial"/>
+          <w:rFonts w:ascii="Arial" w:hAnsi="Arial" w:cs="Arial" w:eastAsia="Arial"/>
           <w:color w:val="000000"/>
           <w:sz w:val="18"/>
           <w:highlight w:val="lightGray"/>
@@ -387,7 +387,7 @@
       </w:pPr>
       <w:r>
         <w:rPr>
-          <w:rFonts w:ascii="Roboto Mono" w:hAnsi="Roboto Mono"/>
+          <w:rFonts w:ascii="Roboto Mono" w:hAnsi="Roboto Mono" w:eastAsia="Roboto Mono"/>
           <w:b/>
           <w:bCs/>
         </w:rPr>
@@ -464,13 +464,13 @@
       </w:pPr>
       <w:r>
         <w:rPr>
-          <w:rFonts w:ascii="Roboto Mono" w:hAnsi="Roboto Mono"/>
+          <w:rFonts w:ascii="Roboto Mono" w:hAnsi="Roboto Mono" w:eastAsia="Roboto Mono"/>
         </w:rPr>
         <w:t>Customer</w:t>
       </w:r>
       <w:r>
         <w:rPr>
-          <w:rFonts w:ascii="Roboto Mono" w:hAnsi="Roboto Mono"/>
+          <w:rFonts w:ascii="Roboto Mono" w:hAnsi="Roboto Mono" w:eastAsia="Roboto Mono"/>
         </w:rPr>
         <w:br/>
         <w:t>Order</w:t>
@@ -486,7 +486,7 @@
       </w:pPr>
       <w:r>
         <w:rPr>
-          <w:rFonts w:ascii="Roboto Mono" w:hAnsi="Roboto Mono"/>
+          <w:rFonts w:ascii="Roboto Mono" w:hAnsi="Roboto Mono" w:eastAsia="Roboto Mono"/>
           <w:b/>
           <w:bCs/>
         </w:rPr>
@@ -563,7 +563,7 @@
       </w:pPr>
       <w:r>
         <w:rPr>
-          <w:rFonts w:ascii="Roboto Mono" w:hAnsi="Roboto Mono"/>
+          <w:rFonts w:ascii="Roboto Mono" w:hAnsi="Roboto Mono" w:eastAsia="Roboto Mono"/>
         </w:rPr>
         <w:t>A Customer places Orders</w:t>
       </w:r>
@@ -576,7 +576,7 @@
       </w:pPr>
       <w:r>
         <w:rPr>
-          <w:rFonts w:ascii="Roboto Mono" w:hAnsi="Roboto Mono"/>
+          <w:rFonts w:ascii="Roboto Mono" w:hAnsi="Roboto Mono" w:eastAsia="Roboto Mono"/>
         </w:rPr>
         <w:t>Diagram:</w:t>
       </w:r>
@@ -649,46 +649,46 @@
       </w:pPr>
       <w:r>
         <w:rPr>
-          <w:rFonts w:ascii="Roboto Mono" w:hAnsi="Roboto Mono"/>
+          <w:rFonts w:ascii="Roboto Mono" w:hAnsi="Roboto Mono" w:eastAsia="Roboto Mono"/>
         </w:rPr>
         <w:t>Customer</w:t>
       </w:r>
       <w:r>
         <w:rPr>
-          <w:rFonts w:ascii="Roboto Mono" w:hAnsi="Roboto Mono"/>
+          <w:rFonts w:ascii="Roboto Mono" w:hAnsi="Roboto Mono" w:eastAsia="Roboto Mono"/>
         </w:rPr>
         <w:br/>
         <w:t xml:space="preserve">    </w:t>
       </w:r>
       <w:r>
         <w:rPr>
-          <w:rFonts w:ascii="MS Gothic" w:eastAsia="MS Gothic" w:hAnsi="MS Gothic" w:cs="MS Gothic" w:hint="eastAsia"/>
+          <w:rFonts w:ascii="Roboto Mono" w:eastAsia="Roboto Mono" w:hAnsi="Roboto Mono" w:cs="MS Gothic" w:hint="eastAsia"/>
         </w:rPr>
         <w:t>│</w:t>
       </w:r>
       <w:r>
         <w:rPr>
-          <w:rFonts w:ascii="Roboto Mono" w:hAnsi="Roboto Mono"/>
+          <w:rFonts w:ascii="Roboto Mono" w:hAnsi="Roboto Mono" w:eastAsia="Roboto Mono"/>
         </w:rPr>
         <w:br/>
         <w:t xml:space="preserve"> places</w:t>
       </w:r>
       <w:r>
         <w:rPr>
-          <w:rFonts w:ascii="Roboto Mono" w:hAnsi="Roboto Mono"/>
+          <w:rFonts w:ascii="Roboto Mono" w:hAnsi="Roboto Mono" w:eastAsia="Roboto Mono"/>
         </w:rPr>
         <w:br/>
         <w:t xml:space="preserve">    </w:t>
       </w:r>
       <w:r>
         <w:rPr>
-          <w:rFonts w:ascii="MS Gothic" w:eastAsia="MS Gothic" w:hAnsi="MS Gothic" w:cs="MS Gothic" w:hint="eastAsia"/>
+          <w:rFonts w:ascii="Roboto Mono" w:eastAsia="Roboto Mono" w:hAnsi="Roboto Mono" w:cs="MS Gothic" w:hint="eastAsia"/>
         </w:rPr>
         <w:t>│</w:t>
       </w:r>
       <w:r>
         <w:rPr>
-          <w:rFonts w:ascii="Roboto Mono" w:hAnsi="Roboto Mono"/>
+          <w:rFonts w:ascii="Roboto Mono" w:hAnsi="Roboto Mono" w:eastAsia="Roboto Mono"/>
         </w:rPr>
         <w:br/>
         <w:t>Order</w:t>
@@ -702,7 +702,7 @@
       </w:pPr>
       <w:r>
         <w:rPr>
-          <w:rFonts w:ascii="Roboto Mono" w:hAnsi="Roboto Mono"/>
+          <w:rFonts w:ascii="Roboto Mono" w:hAnsi="Roboto Mono" w:eastAsia="Roboto Mono"/>
         </w:rPr>
         <w:pict w14:anchorId="64EB79BF">
           <v:rect id="_x0000_i1027" style="width:0;height:1.5pt" o:hralign="center" o:hrstd="t" o:hr="t" fillcolor="#a0a0a0" stroked="f"/>
@@ -726,7 +726,7 @@
     <w:p>
       <w:r>
         <w:rPr>
-          <w:rFonts w:ascii="Arial" w:hAnsi="Arial" w:cs="Arial"/>
+          <w:rFonts w:ascii="Arial" w:hAnsi="Arial" w:cs="Arial" w:eastAsia="Arial"/>
           <w:b/>
           <w:color w:val="000000"/>
           <w:sz w:val="18"/>
@@ -736,7 +736,7 @@
       </w:r>
       <w:r>
         <w:rPr>
-          <w:rFonts w:ascii="Arial" w:hAnsi="Arial" w:cs="Arial"/>
+          <w:rFonts w:ascii="Arial" w:hAnsi="Arial" w:cs="Arial" w:eastAsia="Arial"/>
           <w:color w:val="000000"/>
           <w:sz w:val="18"/>
           <w:highlight w:val="lightGray"/>
@@ -745,7 +745,7 @@
       </w:r>
       <w:r>
         <w:rPr>
-          <w:rFonts w:ascii="Arial" w:hAnsi="Arial" w:cs="Arial"/>
+          <w:rFonts w:ascii="Arial" w:hAnsi="Arial" w:cs="Arial" w:eastAsia="Arial"/>
           <w:b/>
           <w:color w:val="000000"/>
           <w:sz w:val="18"/>
@@ -755,7 +755,7 @@
       </w:r>
       <w:r>
         <w:rPr>
-          <w:rFonts w:ascii="Arial" w:hAnsi="Arial" w:cs="Arial"/>
+          <w:rFonts w:ascii="Arial" w:hAnsi="Arial" w:cs="Arial" w:eastAsia="Arial"/>
           <w:color w:val="000000"/>
           <w:sz w:val="18"/>
           <w:highlight w:val="lightGray"/>
@@ -764,7 +764,7 @@
       </w:r>
       <w:r>
         <w:rPr>
-          <w:rFonts w:ascii="Arial" w:hAnsi="Arial" w:cs="Arial"/>
+          <w:rFonts w:ascii="Arial" w:hAnsi="Arial" w:cs="Arial" w:eastAsia="Arial"/>
           <w:b/>
           <w:color w:val="000000"/>
           <w:sz w:val="18"/>
@@ -774,7 +774,7 @@
       </w:r>
       <w:r>
         <w:rPr>
-          <w:rFonts w:ascii="Arial" w:hAnsi="Arial" w:cs="Arial"/>
+          <w:rFonts w:ascii="Arial" w:hAnsi="Arial" w:cs="Arial" w:eastAsia="Arial"/>
           <w:color w:val="000000"/>
           <w:sz w:val="18"/>
           <w:highlight w:val="lightGray"/>
@@ -792,7 +792,7 @@
       </w:pPr>
       <w:r>
         <w:rPr>
-          <w:rFonts w:ascii="Roboto Mono" w:hAnsi="Roboto Mono"/>
+          <w:rFonts w:ascii="Roboto Mono" w:hAnsi="Roboto Mono" w:eastAsia="Roboto Mono"/>
           <w:b/>
           <w:bCs/>
         </w:rPr>
@@ -869,7 +869,7 @@
       </w:pPr>
       <w:r>
         <w:rPr>
-          <w:rFonts w:ascii="Roboto Mono" w:hAnsi="Roboto Mono"/>
+          <w:rFonts w:ascii="Roboto Mono" w:hAnsi="Roboto Mono" w:eastAsia="Roboto Mono"/>
         </w:rPr>
         <w:t>Customer places Order</w:t>
       </w:r>
@@ -884,7 +884,7 @@
       </w:pPr>
       <w:r>
         <w:rPr>
-          <w:rFonts w:ascii="Roboto Mono" w:hAnsi="Roboto Mono"/>
+          <w:rFonts w:ascii="Roboto Mono" w:hAnsi="Roboto Mono" w:eastAsia="Roboto Mono"/>
           <w:b/>
           <w:bCs/>
         </w:rPr>
@@ -961,7 +961,7 @@
       </w:pPr>
       <w:r>
         <w:rPr>
-          <w:rFonts w:ascii="Roboto Mono" w:hAnsi="Roboto Mono"/>
+          <w:rFonts w:ascii="Roboto Mono" w:hAnsi="Roboto Mono" w:eastAsia="Roboto Mono"/>
         </w:rPr>
         <w:t>Student enrolls in Course</w:t>
       </w:r>
@@ -976,7 +976,7 @@
       </w:pPr>
       <w:r>
         <w:rPr>
-          <w:rFonts w:ascii="Roboto Mono" w:hAnsi="Roboto Mono"/>
+          <w:rFonts w:ascii="Roboto Mono" w:hAnsi="Roboto Mono" w:eastAsia="Roboto Mono"/>
           <w:b/>
           <w:bCs/>
         </w:rPr>
@@ -1053,7 +1053,7 @@
       </w:pPr>
       <w:r>
         <w:rPr>
-          <w:rFonts w:ascii="Roboto Mono" w:hAnsi="Roboto Mono"/>
+          <w:rFonts w:ascii="Roboto Mono" w:hAnsi="Roboto Mono" w:eastAsia="Roboto Mono"/>
         </w:rPr>
         <w:t>Doctor treats Patient</w:t>
       </w:r>
@@ -1068,7 +1068,7 @@
       </w:pPr>
       <w:r>
         <w:rPr>
-          <w:rFonts w:ascii="Roboto Mono" w:hAnsi="Roboto Mono"/>
+          <w:rFonts w:ascii="Roboto Mono" w:hAnsi="Roboto Mono" w:eastAsia="Roboto Mono"/>
           <w:b/>
           <w:bCs/>
         </w:rPr>
@@ -1145,7 +1145,7 @@
       </w:pPr>
       <w:r>
         <w:rPr>
-          <w:rFonts w:ascii="Roboto Mono" w:hAnsi="Roboto Mono"/>
+          <w:rFonts w:ascii="Roboto Mono" w:hAnsi="Roboto Mono" w:eastAsia="Roboto Mono"/>
         </w:rPr>
         <w:t>Customer owns Account</w:t>
       </w:r>
@@ -1158,7 +1158,7 @@
       </w:pPr>
       <w:r>
         <w:rPr>
-          <w:rFonts w:ascii="Roboto Mono" w:hAnsi="Roboto Mono"/>
+          <w:rFonts w:ascii="Roboto Mono" w:hAnsi="Roboto Mono" w:eastAsia="Roboto Mono"/>
         </w:rPr>
         <w:pict w14:anchorId="38AA8E5F">
           <v:rect id="_x0000_i1028" style="width:0;height:1.5pt" o:hralign="center" o:hrstd="t" o:hr="t" fillcolor="#a0a0a0" stroked="f"/>
@@ -1190,7 +1190,7 @@
     <w:p>
       <w:r>
         <w:rPr>
-          <w:rFonts w:ascii="Arial" w:hAnsi="Arial" w:cs="Arial"/>
+          <w:rFonts w:ascii="Arial" w:hAnsi="Arial" w:cs="Arial" w:eastAsia="Arial"/>
           <w:b/>
           <w:color w:val="000000"/>
           <w:sz w:val="18"/>
@@ -1200,7 +1200,7 @@
       </w:r>
       <w:r>
         <w:rPr>
-          <w:rFonts w:ascii="Arial" w:hAnsi="Arial" w:cs="Arial"/>
+          <w:rFonts w:ascii="Arial" w:hAnsi="Arial" w:cs="Arial" w:eastAsia="Arial"/>
           <w:color w:val="000000"/>
           <w:sz w:val="18"/>
           <w:highlight w:val="lightGray"/>
@@ -1209,7 +1209,7 @@
       </w:r>
       <w:r>
         <w:rPr>
-          <w:rFonts w:ascii="Arial" w:hAnsi="Arial" w:cs="Arial"/>
+          <w:rFonts w:ascii="Arial" w:hAnsi="Arial" w:cs="Arial" w:eastAsia="Arial"/>
           <w:b/>
           <w:color w:val="000000"/>
           <w:sz w:val="18"/>
@@ -1219,7 +1219,7 @@
       </w:r>
       <w:r>
         <w:rPr>
-          <w:rFonts w:ascii="Arial" w:hAnsi="Arial" w:cs="Arial"/>
+          <w:rFonts w:ascii="Arial" w:hAnsi="Arial" w:cs="Arial" w:eastAsia="Arial"/>
           <w:color w:val="000000"/>
           <w:sz w:val="18"/>
           <w:highlight w:val="lightGray"/>
@@ -1228,7 +1228,7 @@
       </w:r>
       <w:r>
         <w:rPr>
-          <w:rFonts w:ascii="Arial" w:hAnsi="Arial" w:cs="Arial"/>
+          <w:rFonts w:ascii="Arial" w:hAnsi="Arial" w:cs="Arial" w:eastAsia="Arial"/>
           <w:b/>
           <w:color w:val="000000"/>
           <w:sz w:val="18"/>
@@ -1238,7 +1238,7 @@
       </w:r>
       <w:r>
         <w:rPr>
-          <w:rFonts w:ascii="Arial" w:hAnsi="Arial" w:cs="Arial"/>
+          <w:rFonts w:ascii="Arial" w:hAnsi="Arial" w:cs="Arial" w:eastAsia="Arial"/>
           <w:color w:val="000000"/>
           <w:sz w:val="18"/>
           <w:highlight w:val="lightGray"/>
@@ -1256,7 +1256,7 @@
       </w:pPr>
       <w:r>
         <w:rPr>
-          <w:rFonts w:ascii="Roboto Mono" w:hAnsi="Roboto Mono"/>
+          <w:rFonts w:ascii="Roboto Mono" w:hAnsi="Roboto Mono" w:eastAsia="Roboto Mono"/>
           <w:b/>
           <w:bCs/>
         </w:rPr>
@@ -1271,7 +1271,7 @@
       </w:pPr>
       <w:r>
         <w:rPr>
-          <w:rFonts w:ascii="Roboto Mono" w:hAnsi="Roboto Mono"/>
+          <w:rFonts w:ascii="Roboto Mono" w:hAnsi="Roboto Mono" w:eastAsia="Roboto Mono"/>
         </w:rPr>
         <w:t>One record in Entity A is related to exactly one record in Entity B.</w:t>
       </w:r>
@@ -1284,7 +1284,7 @@
       </w:pPr>
       <w:r>
         <w:rPr>
-          <w:rFonts w:ascii="Roboto Mono" w:hAnsi="Roboto Mono"/>
+          <w:rFonts w:ascii="Roboto Mono" w:hAnsi="Roboto Mono" w:eastAsia="Roboto Mono"/>
         </w:rPr>
         <w:t>Example:</w:t>
       </w:r>
@@ -1357,19 +1357,19 @@
       </w:pPr>
       <w:r>
         <w:rPr>
-          <w:rFonts w:ascii="Roboto Mono" w:hAnsi="Roboto Mono"/>
+          <w:rFonts w:ascii="Roboto Mono" w:hAnsi="Roboto Mono" w:eastAsia="Roboto Mono"/>
         </w:rPr>
         <w:t xml:space="preserve">Person </w:t>
       </w:r>
       <w:r>
         <w:rPr>
-          <w:rFonts w:ascii="Arial" w:hAnsi="Arial" w:cs="Arial"/>
+          <w:rFonts w:ascii="Roboto Mono" w:hAnsi="Roboto Mono" w:cs="Arial" w:eastAsia="Roboto Mono"/>
         </w:rPr>
         <w:t>─────</w:t>
       </w:r>
       <w:r>
         <w:rPr>
-          <w:rFonts w:ascii="Roboto Mono" w:hAnsi="Roboto Mono"/>
+          <w:rFonts w:ascii="Roboto Mono" w:hAnsi="Roboto Mono" w:eastAsia="Roboto Mono"/>
         </w:rPr>
         <w:t xml:space="preserve"> Passport</w:t>
       </w:r>
@@ -1382,7 +1382,7 @@
       </w:pPr>
       <w:r>
         <w:rPr>
-          <w:rFonts w:ascii="Roboto Mono" w:hAnsi="Roboto Mono"/>
+          <w:rFonts w:ascii="Roboto Mono" w:hAnsi="Roboto Mono" w:eastAsia="Roboto Mono"/>
         </w:rPr>
         <w:t>A person has one passport.</w:t>
       </w:r>
@@ -1395,7 +1395,7 @@
       </w:pPr>
       <w:r>
         <w:rPr>
-          <w:rFonts w:ascii="Roboto Mono" w:hAnsi="Roboto Mono"/>
+          <w:rFonts w:ascii="Roboto Mono" w:hAnsi="Roboto Mono" w:eastAsia="Roboto Mono"/>
         </w:rPr>
         <w:t>A passport belongs to one person.</w:t>
       </w:r>
@@ -1408,7 +1408,7 @@
       </w:pPr>
       <w:r>
         <w:rPr>
-          <w:rFonts w:ascii="Roboto Mono" w:hAnsi="Roboto Mono"/>
+          <w:rFonts w:ascii="Roboto Mono" w:hAnsi="Roboto Mono" w:eastAsia="Roboto Mono"/>
         </w:rPr>
         <w:pict w14:anchorId="0224A144">
           <v:rect id="_x0000_i1029" style="width:0;height:1.5pt" o:hralign="center" o:hrstd="t" o:hr="t" fillcolor="#a0a0a0" stroked="f"/>
@@ -1425,7 +1425,7 @@
       </w:pPr>
       <w:r>
         <w:rPr>
-          <w:rFonts w:ascii="Roboto Mono" w:hAnsi="Roboto Mono"/>
+          <w:rFonts w:ascii="Roboto Mono" w:hAnsi="Roboto Mono" w:eastAsia="Roboto Mono"/>
           <w:b/>
           <w:bCs/>
         </w:rPr>
@@ -1502,19 +1502,19 @@
       </w:pPr>
       <w:r>
         <w:rPr>
-          <w:rFonts w:ascii="Roboto Mono" w:hAnsi="Roboto Mono"/>
+          <w:rFonts w:ascii="Roboto Mono" w:hAnsi="Roboto Mono" w:eastAsia="Roboto Mono"/>
         </w:rPr>
         <w:t xml:space="preserve">Person 1 </w:t>
       </w:r>
       <w:r>
         <w:rPr>
-          <w:rFonts w:ascii="Arial" w:hAnsi="Arial" w:cs="Arial"/>
+          <w:rFonts w:ascii="Roboto Mono" w:hAnsi="Roboto Mono" w:cs="Arial" w:eastAsia="Roboto Mono"/>
         </w:rPr>
         <w:t>─────</w:t>
       </w:r>
       <w:r>
         <w:rPr>
-          <w:rFonts w:ascii="Roboto Mono" w:hAnsi="Roboto Mono"/>
+          <w:rFonts w:ascii="Roboto Mono" w:hAnsi="Roboto Mono" w:eastAsia="Roboto Mono"/>
         </w:rPr>
         <w:t xml:space="preserve"> 1 Passport</w:t>
       </w:r>
@@ -1527,7 +1527,7 @@
       </w:pPr>
       <w:r>
         <w:rPr>
-          <w:rFonts w:ascii="Roboto Mono" w:hAnsi="Roboto Mono"/>
+          <w:rFonts w:ascii="Roboto Mono" w:hAnsi="Roboto Mono" w:eastAsia="Roboto Mono"/>
         </w:rPr>
         <w:pict w14:anchorId="524B5D82">
           <v:rect id="_x0000_i1030" style="width:0;height:1.5pt" o:hralign="center" o:hrstd="t" o:hr="t" fillcolor="#a0a0a0" stroked="f"/>
@@ -1544,7 +1544,7 @@
       </w:pPr>
       <w:r>
         <w:rPr>
-          <w:rFonts w:ascii="Roboto Mono" w:hAnsi="Roboto Mono"/>
+          <w:rFonts w:ascii="Roboto Mono" w:hAnsi="Roboto Mono" w:eastAsia="Roboto Mono"/>
           <w:b/>
           <w:bCs/>
         </w:rPr>
@@ -1782,7 +1782,7 @@
       </w:pPr>
       <w:r>
         <w:rPr>
-          <w:rFonts w:ascii="Roboto Mono" w:hAnsi="Roboto Mono"/>
+          <w:rFonts w:ascii="Roboto Mono" w:hAnsi="Roboto Mono" w:eastAsia="Roboto Mono"/>
         </w:rPr>
         <w:pict w14:anchorId="304F19B9">
           <v:rect id="_x0000_i1031" style="width:0;height:1.5pt" o:hralign="center" o:hrstd="t" o:hr="t" fillcolor="#a0a0a0" stroked="f"/>
@@ -1800,7 +1800,7 @@
     <w:p>
       <w:r>
         <w:rPr>
-          <w:rFonts w:ascii="Arial" w:hAnsi="Arial" w:cs="Arial"/>
+          <w:rFonts w:ascii="Arial" w:hAnsi="Arial" w:cs="Arial" w:eastAsia="Arial"/>
           <w:b/>
           <w:color w:val="000000"/>
           <w:sz w:val="18"/>
@@ -1810,7 +1810,7 @@
       </w:r>
       <w:r>
         <w:rPr>
-          <w:rFonts w:ascii="Arial" w:hAnsi="Arial" w:cs="Arial"/>
+          <w:rFonts w:ascii="Arial" w:hAnsi="Arial" w:cs="Arial" w:eastAsia="Arial"/>
           <w:color w:val="000000"/>
           <w:sz w:val="18"/>
           <w:highlight w:val="lightGray"/>
@@ -1819,7 +1819,7 @@
       </w:r>
       <w:r>
         <w:rPr>
-          <w:rFonts w:ascii="Arial" w:hAnsi="Arial" w:cs="Arial"/>
+          <w:rFonts w:ascii="Arial" w:hAnsi="Arial" w:cs="Arial" w:eastAsia="Arial"/>
           <w:b/>
           <w:color w:val="000000"/>
           <w:sz w:val="18"/>
@@ -1829,7 +1829,7 @@
       </w:r>
       <w:r>
         <w:rPr>
-          <w:rFonts w:ascii="Arial" w:hAnsi="Arial" w:cs="Arial"/>
+          <w:rFonts w:ascii="Arial" w:hAnsi="Arial" w:cs="Arial" w:eastAsia="Arial"/>
           <w:color w:val="000000"/>
           <w:sz w:val="18"/>
           <w:highlight w:val="lightGray"/>
@@ -1838,7 +1838,7 @@
       </w:r>
       <w:r>
         <w:rPr>
-          <w:rFonts w:ascii="Arial" w:hAnsi="Arial" w:cs="Arial"/>
+          <w:rFonts w:ascii="Arial" w:hAnsi="Arial" w:cs="Arial" w:eastAsia="Arial"/>
           <w:b/>
           <w:color w:val="000000"/>
           <w:sz w:val="18"/>
@@ -1848,7 +1848,7 @@
       </w:r>
       <w:r>
         <w:rPr>
-          <w:rFonts w:ascii="Arial" w:hAnsi="Arial" w:cs="Arial"/>
+          <w:rFonts w:ascii="Arial" w:hAnsi="Arial" w:cs="Arial" w:eastAsia="Arial"/>
           <w:color w:val="000000"/>
           <w:sz w:val="18"/>
           <w:highlight w:val="lightGray"/>
@@ -1866,7 +1866,7 @@
       </w:pPr>
       <w:r>
         <w:rPr>
-          <w:rFonts w:ascii="Roboto Mono" w:hAnsi="Roboto Mono"/>
+          <w:rFonts w:ascii="Roboto Mono" w:hAnsi="Roboto Mono" w:eastAsia="Roboto Mono"/>
           <w:b/>
           <w:bCs/>
         </w:rPr>
@@ -1881,7 +1881,7 @@
       </w:pPr>
       <w:r>
         <w:rPr>
-          <w:rFonts w:ascii="Roboto Mono" w:hAnsi="Roboto Mono"/>
+          <w:rFonts w:ascii="Roboto Mono" w:hAnsi="Roboto Mono" w:eastAsia="Roboto Mono"/>
         </w:rPr>
         <w:t>One record in Entity A can be related to many records in Entity B.</w:t>
       </w:r>
@@ -1894,7 +1894,7 @@
       </w:pPr>
       <w:r>
         <w:rPr>
-          <w:rFonts w:ascii="Roboto Mono" w:hAnsi="Roboto Mono"/>
+          <w:rFonts w:ascii="Roboto Mono" w:hAnsi="Roboto Mono" w:eastAsia="Roboto Mono"/>
         </w:rPr>
         <w:t>Example:</w:t>
       </w:r>
@@ -1967,19 +1967,19 @@
       </w:pPr>
       <w:r>
         <w:rPr>
-          <w:rFonts w:ascii="Roboto Mono" w:hAnsi="Roboto Mono"/>
+          <w:rFonts w:ascii="Roboto Mono" w:hAnsi="Roboto Mono" w:eastAsia="Roboto Mono"/>
         </w:rPr>
         <w:t xml:space="preserve">Customer </w:t>
       </w:r>
       <w:r>
         <w:rPr>
-          <w:rFonts w:ascii="Arial" w:hAnsi="Arial" w:cs="Arial"/>
+          <w:rFonts w:ascii="Roboto Mono" w:hAnsi="Roboto Mono" w:cs="Arial" w:eastAsia="Roboto Mono"/>
         </w:rPr>
         <w:t>─────</w:t>
       </w:r>
       <w:r>
         <w:rPr>
-          <w:rFonts w:ascii="Roboto Mono" w:hAnsi="Roboto Mono"/>
+          <w:rFonts w:ascii="Roboto Mono" w:hAnsi="Roboto Mono" w:eastAsia="Roboto Mono"/>
         </w:rPr>
         <w:t xml:space="preserve"> Orders</w:t>
       </w:r>
@@ -1992,7 +1992,7 @@
       </w:pPr>
       <w:r>
         <w:rPr>
-          <w:rFonts w:ascii="Roboto Mono" w:hAnsi="Roboto Mono"/>
+          <w:rFonts w:ascii="Roboto Mono" w:hAnsi="Roboto Mono" w:eastAsia="Roboto Mono"/>
         </w:rPr>
         <w:t>One customer can place many orders.</w:t>
       </w:r>
@@ -2005,7 +2005,7 @@
       </w:pPr>
       <w:r>
         <w:rPr>
-          <w:rFonts w:ascii="Roboto Mono" w:hAnsi="Roboto Mono"/>
+          <w:rFonts w:ascii="Roboto Mono" w:hAnsi="Roboto Mono" w:eastAsia="Roboto Mono"/>
         </w:rPr>
         <w:t>Each order belongs to one customer.</w:t>
       </w:r>
@@ -2018,7 +2018,7 @@
       </w:pPr>
       <w:r>
         <w:rPr>
-          <w:rFonts w:ascii="Roboto Mono" w:hAnsi="Roboto Mono"/>
+          <w:rFonts w:ascii="Roboto Mono" w:hAnsi="Roboto Mono" w:eastAsia="Roboto Mono"/>
         </w:rPr>
         <w:pict w14:anchorId="659AA259">
           <v:rect id="_x0000_i1032" style="width:0;height:1.5pt" o:hralign="center" o:hrstd="t" o:hr="t" fillcolor="#a0a0a0" stroked="f"/>
@@ -2035,7 +2035,7 @@
       </w:pPr>
       <w:r>
         <w:rPr>
-          <w:rFonts w:ascii="Roboto Mono" w:hAnsi="Roboto Mono"/>
+          <w:rFonts w:ascii="Roboto Mono" w:hAnsi="Roboto Mono" w:eastAsia="Roboto Mono"/>
           <w:b/>
           <w:bCs/>
         </w:rPr>
@@ -2112,19 +2112,19 @@
       </w:pPr>
       <w:r>
         <w:rPr>
-          <w:rFonts w:ascii="Roboto Mono" w:hAnsi="Roboto Mono"/>
+          <w:rFonts w:ascii="Roboto Mono" w:hAnsi="Roboto Mono" w:eastAsia="Roboto Mono"/>
         </w:rPr>
         <w:t xml:space="preserve">Customer 1 </w:t>
       </w:r>
       <w:r>
         <w:rPr>
-          <w:rFonts w:ascii="Arial" w:hAnsi="Arial" w:cs="Arial"/>
+          <w:rFonts w:ascii="Roboto Mono" w:hAnsi="Roboto Mono" w:cs="Arial" w:eastAsia="Roboto Mono"/>
         </w:rPr>
         <w:t>─────</w:t>
       </w:r>
       <w:r>
         <w:rPr>
-          <w:rFonts w:ascii="Roboto Mono" w:hAnsi="Roboto Mono"/>
+          <w:rFonts w:ascii="Roboto Mono" w:hAnsi="Roboto Mono" w:eastAsia="Roboto Mono"/>
         </w:rPr>
         <w:t xml:space="preserve"> N Orders</w:t>
       </w:r>
@@ -2137,7 +2137,7 @@
       </w:pPr>
       <w:r>
         <w:rPr>
-          <w:rFonts w:ascii="Roboto Mono" w:hAnsi="Roboto Mono"/>
+          <w:rFonts w:ascii="Roboto Mono" w:hAnsi="Roboto Mono" w:eastAsia="Roboto Mono"/>
         </w:rPr>
         <w:pict w14:anchorId="78532FDB">
           <v:rect id="_x0000_i1033" style="width:0;height:1.5pt" o:hralign="center" o:hrstd="t" o:hr="t" fillcolor="#a0a0a0" stroked="f"/>
@@ -2154,7 +2154,7 @@
       </w:pPr>
       <w:r>
         <w:rPr>
-          <w:rFonts w:ascii="Roboto Mono" w:hAnsi="Roboto Mono"/>
+          <w:rFonts w:ascii="Roboto Mono" w:hAnsi="Roboto Mono" w:eastAsia="Roboto Mono"/>
           <w:b/>
           <w:bCs/>
         </w:rPr>
@@ -2347,7 +2347,7 @@
       </w:pPr>
       <w:r>
         <w:rPr>
-          <w:rFonts w:ascii="Roboto Mono" w:hAnsi="Roboto Mono"/>
+          <w:rFonts w:ascii="Roboto Mono" w:hAnsi="Roboto Mono" w:eastAsia="Roboto Mono"/>
         </w:rPr>
         <w:t>Orders:</w:t>
       </w:r>
@@ -2626,7 +2626,7 @@
       </w:pPr>
       <w:r>
         <w:rPr>
-          <w:rFonts w:ascii="Roboto Mono" w:hAnsi="Roboto Mono"/>
+          <w:rFonts w:ascii="Roboto Mono" w:hAnsi="Roboto Mono" w:eastAsia="Roboto Mono"/>
         </w:rPr>
         <w:t>Ali has multiple orders.</w:t>
       </w:r>
@@ -2639,7 +2639,7 @@
       </w:pPr>
       <w:r>
         <w:rPr>
-          <w:rFonts w:ascii="Roboto Mono" w:hAnsi="Roboto Mono"/>
+          <w:rFonts w:ascii="Roboto Mono" w:hAnsi="Roboto Mono" w:eastAsia="Roboto Mono"/>
         </w:rPr>
         <w:pict w14:anchorId="2A5FEA9B">
           <v:rect id="_x0000_i1034" style="width:0;height:1.5pt" o:hralign="center" o:hrstd="t" o:hr="t" fillcolor="#a0a0a0" stroked="f"/>
@@ -2657,7 +2657,7 @@
     <w:p>
       <w:r>
         <w:rPr>
-          <w:rFonts w:ascii="Arial" w:hAnsi="Arial" w:cs="Arial"/>
+          <w:rFonts w:ascii="Arial" w:hAnsi="Arial" w:cs="Arial" w:eastAsia="Arial"/>
           <w:b/>
           <w:color w:val="000000"/>
           <w:sz w:val="18"/>
@@ -2667,7 +2667,7 @@
       </w:r>
       <w:r>
         <w:rPr>
-          <w:rFonts w:ascii="Arial" w:hAnsi="Arial" w:cs="Arial"/>
+          <w:rFonts w:ascii="Arial" w:hAnsi="Arial" w:cs="Arial" w:eastAsia="Arial"/>
           <w:color w:val="000000"/>
           <w:sz w:val="18"/>
           <w:highlight w:val="lightGray"/>
@@ -2676,7 +2676,7 @@
       </w:r>
       <w:r>
         <w:rPr>
-          <w:rFonts w:ascii="Arial" w:hAnsi="Arial" w:cs="Arial"/>
+          <w:rFonts w:ascii="Arial" w:hAnsi="Arial" w:cs="Arial" w:eastAsia="Arial"/>
           <w:b/>
           <w:color w:val="000000"/>
           <w:sz w:val="18"/>
@@ -2686,7 +2686,7 @@
       </w:r>
       <w:r>
         <w:rPr>
-          <w:rFonts w:ascii="Arial" w:hAnsi="Arial" w:cs="Arial"/>
+          <w:rFonts w:ascii="Arial" w:hAnsi="Arial" w:cs="Arial" w:eastAsia="Arial"/>
           <w:color w:val="000000"/>
           <w:sz w:val="18"/>
           <w:highlight w:val="lightGray"/>
@@ -2695,7 +2695,7 @@
       </w:r>
       <w:r>
         <w:rPr>
-          <w:rFonts w:ascii="Arial" w:hAnsi="Arial" w:cs="Arial"/>
+          <w:rFonts w:ascii="Arial" w:hAnsi="Arial" w:cs="Arial" w:eastAsia="Arial"/>
           <w:b/>
           <w:color w:val="000000"/>
           <w:sz w:val="18"/>
@@ -2705,7 +2705,7 @@
       </w:r>
       <w:r>
         <w:rPr>
-          <w:rFonts w:ascii="Arial" w:hAnsi="Arial" w:cs="Arial"/>
+          <w:rFonts w:ascii="Arial" w:hAnsi="Arial" w:cs="Arial" w:eastAsia="Arial"/>
           <w:color w:val="000000"/>
           <w:sz w:val="18"/>
           <w:highlight w:val="lightGray"/>
@@ -2723,7 +2723,7 @@
       </w:pPr>
       <w:r>
         <w:rPr>
-          <w:rFonts w:ascii="Roboto Mono" w:hAnsi="Roboto Mono"/>
+          <w:rFonts w:ascii="Roboto Mono" w:hAnsi="Roboto Mono" w:eastAsia="Roboto Mono"/>
           <w:b/>
           <w:bCs/>
         </w:rPr>
@@ -2738,7 +2738,7 @@
       </w:pPr>
       <w:r>
         <w:rPr>
-          <w:rFonts w:ascii="Roboto Mono" w:hAnsi="Roboto Mono"/>
+          <w:rFonts w:ascii="Roboto Mono" w:hAnsi="Roboto Mono" w:eastAsia="Roboto Mono"/>
         </w:rPr>
         <w:t>Many records in Entity A can be related to many records in Entity B.</w:t>
       </w:r>
@@ -2751,7 +2751,7 @@
       </w:pPr>
       <w:r>
         <w:rPr>
-          <w:rFonts w:ascii="Roboto Mono" w:hAnsi="Roboto Mono"/>
+          <w:rFonts w:ascii="Roboto Mono" w:hAnsi="Roboto Mono" w:eastAsia="Roboto Mono"/>
         </w:rPr>
         <w:t>Example:</w:t>
       </w:r>
@@ -2824,19 +2824,19 @@
       </w:pPr>
       <w:r>
         <w:rPr>
-          <w:rFonts w:ascii="Roboto Mono" w:hAnsi="Roboto Mono"/>
+          <w:rFonts w:ascii="Roboto Mono" w:hAnsi="Roboto Mono" w:eastAsia="Roboto Mono"/>
         </w:rPr>
         <w:t xml:space="preserve">Students </w:t>
       </w:r>
       <w:r>
         <w:rPr>
-          <w:rFonts w:ascii="Arial" w:hAnsi="Arial" w:cs="Arial"/>
+          <w:rFonts w:ascii="Roboto Mono" w:hAnsi="Roboto Mono" w:cs="Arial" w:eastAsia="Roboto Mono"/>
         </w:rPr>
         <w:t>─────</w:t>
       </w:r>
       <w:r>
         <w:rPr>
-          <w:rFonts w:ascii="Roboto Mono" w:hAnsi="Roboto Mono"/>
+          <w:rFonts w:ascii="Roboto Mono" w:hAnsi="Roboto Mono" w:eastAsia="Roboto Mono"/>
         </w:rPr>
         <w:t xml:space="preserve"> Courses</w:t>
       </w:r>
@@ -2849,7 +2849,7 @@
       </w:pPr>
       <w:r>
         <w:rPr>
-          <w:rFonts w:ascii="Roboto Mono" w:hAnsi="Roboto Mono"/>
+          <w:rFonts w:ascii="Roboto Mono" w:hAnsi="Roboto Mono" w:eastAsia="Roboto Mono"/>
         </w:rPr>
         <w:t>A student can enroll in many courses.</w:t>
       </w:r>
@@ -2862,7 +2862,7 @@
       </w:pPr>
       <w:r>
         <w:rPr>
-          <w:rFonts w:ascii="Roboto Mono" w:hAnsi="Roboto Mono"/>
+          <w:rFonts w:ascii="Roboto Mono" w:hAnsi="Roboto Mono" w:eastAsia="Roboto Mono"/>
         </w:rPr>
         <w:t>A course can contain many students.</w:t>
       </w:r>
@@ -2875,7 +2875,7 @@
       </w:pPr>
       <w:r>
         <w:rPr>
-          <w:rFonts w:ascii="Roboto Mono" w:hAnsi="Roboto Mono"/>
+          <w:rFonts w:ascii="Roboto Mono" w:hAnsi="Roboto Mono" w:eastAsia="Roboto Mono"/>
         </w:rPr>
         <w:pict w14:anchorId="3CB81480">
           <v:rect id="_x0000_i1035" style="width:0;height:1.5pt" o:hralign="center" o:hrstd="t" o:hr="t" fillcolor="#a0a0a0" stroked="f"/>
@@ -2892,7 +2892,7 @@
       </w:pPr>
       <w:r>
         <w:rPr>
-          <w:rFonts w:ascii="Roboto Mono" w:hAnsi="Roboto Mono"/>
+          <w:rFonts w:ascii="Roboto Mono" w:hAnsi="Roboto Mono" w:eastAsia="Roboto Mono"/>
           <w:b/>
           <w:bCs/>
         </w:rPr>
@@ -2969,19 +2969,19 @@
       </w:pPr>
       <w:r>
         <w:rPr>
-          <w:rFonts w:ascii="Roboto Mono" w:hAnsi="Roboto Mono"/>
+          <w:rFonts w:ascii="Roboto Mono" w:hAnsi="Roboto Mono" w:eastAsia="Roboto Mono"/>
         </w:rPr>
         <w:t xml:space="preserve">Students M </w:t>
       </w:r>
       <w:r>
         <w:rPr>
-          <w:rFonts w:ascii="Arial" w:hAnsi="Arial" w:cs="Arial"/>
+          <w:rFonts w:ascii="Roboto Mono" w:hAnsi="Roboto Mono" w:cs="Arial" w:eastAsia="Roboto Mono"/>
         </w:rPr>
         <w:t>─────</w:t>
       </w:r>
       <w:r>
         <w:rPr>
-          <w:rFonts w:ascii="Roboto Mono" w:hAnsi="Roboto Mono"/>
+          <w:rFonts w:ascii="Roboto Mono" w:hAnsi="Roboto Mono" w:eastAsia="Roboto Mono"/>
         </w:rPr>
         <w:t xml:space="preserve"> N Courses</w:t>
       </w:r>
@@ -2994,7 +2994,7 @@
       </w:pPr>
       <w:r>
         <w:rPr>
-          <w:rFonts w:ascii="Roboto Mono" w:hAnsi="Roboto Mono"/>
+          <w:rFonts w:ascii="Roboto Mono" w:hAnsi="Roboto Mono" w:eastAsia="Roboto Mono"/>
         </w:rPr>
         <w:pict w14:anchorId="7CF74451">
           <v:rect id="_x0000_i1036" style="width:0;height:1.5pt" o:hralign="center" o:hrstd="t" o:hr="t" fillcolor="#a0a0a0" stroked="f"/>
@@ -3011,7 +3011,7 @@
       </w:pPr>
       <w:r>
         <w:rPr>
-          <w:rFonts w:ascii="Roboto Mono" w:hAnsi="Roboto Mono"/>
+          <w:rFonts w:ascii="Roboto Mono" w:hAnsi="Roboto Mono" w:eastAsia="Roboto Mono"/>
           <w:b/>
           <w:bCs/>
         </w:rPr>
@@ -3026,7 +3026,7 @@
       </w:pPr>
       <w:r>
         <w:rPr>
-          <w:rFonts w:ascii="Roboto Mono" w:hAnsi="Roboto Mono"/>
+          <w:rFonts w:ascii="Roboto Mono" w:hAnsi="Roboto Mono" w:eastAsia="Roboto Mono"/>
         </w:rPr>
         <w:t>Student:</w:t>
       </w:r>
@@ -3260,7 +3260,7 @@
       </w:pPr>
       <w:r>
         <w:rPr>
-          <w:rFonts w:ascii="Roboto Mono" w:hAnsi="Roboto Mono"/>
+          <w:rFonts w:ascii="Roboto Mono" w:hAnsi="Roboto Mono" w:eastAsia="Roboto Mono"/>
         </w:rPr>
         <w:t>Course:</w:t>
       </w:r>
@@ -3494,7 +3494,7 @@
       </w:pPr>
       <w:r>
         <w:rPr>
-          <w:rFonts w:ascii="Roboto Mono" w:hAnsi="Roboto Mono"/>
+          <w:rFonts w:ascii="Roboto Mono" w:hAnsi="Roboto Mono" w:eastAsia="Roboto Mono"/>
         </w:rPr>
         <w:t>Enrollment:</w:t>
       </w:r>
@@ -3773,7 +3773,7 @@
       </w:pPr>
       <w:r>
         <w:rPr>
-          <w:rFonts w:ascii="Roboto Mono" w:hAnsi="Roboto Mono"/>
+          <w:rFonts w:ascii="Roboto Mono" w:hAnsi="Roboto Mono" w:eastAsia="Roboto Mono"/>
         </w:rPr>
         <w:pict w14:anchorId="3504E51E">
           <v:rect id="_x0000_i1037" style="width:0;height:1.5pt" o:hralign="center" o:hrstd="t" o:hr="t" fillcolor="#a0a0a0" stroked="f"/>
@@ -3797,7 +3797,7 @@
     <w:p>
       <w:r>
         <w:rPr>
-          <w:rFonts w:ascii="Arial" w:hAnsi="Arial" w:cs="Arial"/>
+          <w:rFonts w:ascii="Arial" w:hAnsi="Arial" w:cs="Arial" w:eastAsia="Arial"/>
           <w:b/>
           <w:color w:val="000000"/>
           <w:sz w:val="18"/>
@@ -3807,7 +3807,7 @@
       </w:r>
       <w:r>
         <w:rPr>
-          <w:rFonts w:ascii="Arial" w:hAnsi="Arial" w:cs="Arial"/>
+          <w:rFonts w:ascii="Arial" w:hAnsi="Arial" w:cs="Arial" w:eastAsia="Arial"/>
           <w:color w:val="000000"/>
           <w:sz w:val="18"/>
           <w:highlight w:val="lightGray"/>
@@ -3816,7 +3816,7 @@
       </w:r>
       <w:r>
         <w:rPr>
-          <w:rFonts w:ascii="Arial" w:hAnsi="Arial" w:cs="Arial"/>
+          <w:rFonts w:ascii="Arial" w:hAnsi="Arial" w:cs="Arial" w:eastAsia="Arial"/>
           <w:b/>
           <w:color w:val="000000"/>
           <w:sz w:val="18"/>
@@ -3826,7 +3826,7 @@
       </w:r>
       <w:r>
         <w:rPr>
-          <w:rFonts w:ascii="Arial" w:hAnsi="Arial" w:cs="Arial"/>
+          <w:rFonts w:ascii="Arial" w:hAnsi="Arial" w:cs="Arial" w:eastAsia="Arial"/>
           <w:color w:val="000000"/>
           <w:sz w:val="18"/>
           <w:highlight w:val="lightGray"/>
@@ -3835,7 +3835,7 @@
       </w:r>
       <w:r>
         <w:rPr>
-          <w:rFonts w:ascii="Arial" w:hAnsi="Arial" w:cs="Arial"/>
+          <w:rFonts w:ascii="Arial" w:hAnsi="Arial" w:cs="Arial" w:eastAsia="Arial"/>
           <w:b/>
           <w:color w:val="000000"/>
           <w:sz w:val="18"/>
@@ -3845,7 +3845,7 @@
       </w:r>
       <w:r>
         <w:rPr>
-          <w:rFonts w:ascii="Arial" w:hAnsi="Arial" w:cs="Arial"/>
+          <w:rFonts w:ascii="Arial" w:hAnsi="Arial" w:cs="Arial" w:eastAsia="Arial"/>
           <w:color w:val="000000"/>
           <w:sz w:val="18"/>
           <w:highlight w:val="lightGray"/>
@@ -3861,13 +3861,13 @@
       </w:pPr>
       <w:r>
         <w:rPr>
-          <w:rFonts w:ascii="Roboto Mono" w:hAnsi="Roboto Mono"/>
+          <w:rFonts w:ascii="Roboto Mono" w:hAnsi="Roboto Mono" w:eastAsia="Roboto Mono"/>
         </w:rPr>
         <w:t xml:space="preserve">Relationships are usually implemented using </w:t>
       </w:r>
       <w:r>
         <w:rPr>
-          <w:rFonts w:ascii="Roboto Mono" w:hAnsi="Roboto Mono"/>
+          <w:rFonts w:ascii="Roboto Mono" w:hAnsi="Roboto Mono" w:eastAsia="Roboto Mono"/>
           <w:b/>
           <w:bCs/>
         </w:rPr>
@@ -3875,7 +3875,7 @@
       </w:r>
       <w:r>
         <w:rPr>
-          <w:rFonts w:ascii="Roboto Mono" w:hAnsi="Roboto Mono"/>
+          <w:rFonts w:ascii="Roboto Mono" w:hAnsi="Roboto Mono" w:eastAsia="Roboto Mono"/>
         </w:rPr>
         <w:t>.</w:t>
       </w:r>
@@ -3888,7 +3888,7 @@
       </w:pPr>
       <w:r>
         <w:rPr>
-          <w:rFonts w:ascii="Roboto Mono" w:hAnsi="Roboto Mono"/>
+          <w:rFonts w:ascii="Roboto Mono" w:hAnsi="Roboto Mono" w:eastAsia="Roboto Mono"/>
         </w:rPr>
         <w:pict w14:anchorId="17D675F6">
           <v:rect id="_x0000_i1038" style="width:0;height:1.5pt" o:hralign="center" o:hrstd="t" o:hr="t" fillcolor="#a0a0a0" stroked="f"/>
@@ -3905,7 +3905,7 @@
       </w:pPr>
       <w:r>
         <w:rPr>
-          <w:rFonts w:ascii="Roboto Mono" w:hAnsi="Roboto Mono"/>
+          <w:rFonts w:ascii="Roboto Mono" w:hAnsi="Roboto Mono" w:eastAsia="Roboto Mono"/>
           <w:b/>
           <w:bCs/>
         </w:rPr>
@@ -4098,7 +4098,7 @@
       </w:pPr>
       <w:r>
         <w:rPr>
-          <w:rFonts w:ascii="Roboto Mono" w:hAnsi="Roboto Mono"/>
+          <w:rFonts w:ascii="Roboto Mono" w:hAnsi="Roboto Mono" w:eastAsia="Roboto Mono"/>
         </w:rPr>
         <w:pict w14:anchorId="19780B7A">
           <v:rect id="_x0000_i1039" style="width:0;height:1.5pt" o:hralign="center" o:hrstd="t" o:hr="t" fillcolor="#a0a0a0" stroked="f"/>
@@ -4115,7 +4115,7 @@
       </w:pPr>
       <w:r>
         <w:rPr>
-          <w:rFonts w:ascii="Roboto Mono" w:hAnsi="Roboto Mono"/>
+          <w:rFonts w:ascii="Roboto Mono" w:hAnsi="Roboto Mono" w:eastAsia="Roboto Mono"/>
           <w:b/>
           <w:bCs/>
         </w:rPr>
@@ -4308,7 +4308,7 @@
       </w:pPr>
       <w:r>
         <w:rPr>
-          <w:rFonts w:ascii="Roboto Mono" w:hAnsi="Roboto Mono"/>
+          <w:rFonts w:ascii="Roboto Mono" w:hAnsi="Roboto Mono" w:eastAsia="Roboto Mono"/>
         </w:rPr>
         <w:t>Here:</w:t>
       </w:r>
@@ -4381,26 +4381,26 @@
       </w:pPr>
       <w:r>
         <w:rPr>
-          <w:rFonts w:ascii="Roboto Mono" w:hAnsi="Roboto Mono"/>
+          <w:rFonts w:ascii="Roboto Mono" w:hAnsi="Roboto Mono" w:eastAsia="Roboto Mono"/>
         </w:rPr>
         <w:t>Orders.CustomerID</w:t>
       </w:r>
       <w:r>
         <w:rPr>
-          <w:rFonts w:ascii="Roboto Mono" w:hAnsi="Roboto Mono"/>
+          <w:rFonts w:ascii="Roboto Mono" w:hAnsi="Roboto Mono" w:eastAsia="Roboto Mono"/>
         </w:rPr>
         <w:br/>
         <w:t xml:space="preserve">        </w:t>
       </w:r>
       <w:r>
         <w:rPr>
-          <w:rFonts w:ascii="Arial" w:hAnsi="Arial" w:cs="Arial"/>
+          <w:rFonts w:ascii="Roboto Mono" w:hAnsi="Roboto Mono" w:cs="Arial" w:eastAsia="Roboto Mono"/>
         </w:rPr>
         <w:t>↓</w:t>
       </w:r>
       <w:r>
         <w:rPr>
-          <w:rFonts w:ascii="Roboto Mono" w:hAnsi="Roboto Mono"/>
+          <w:rFonts w:ascii="Roboto Mono" w:hAnsi="Roboto Mono" w:eastAsia="Roboto Mono"/>
         </w:rPr>
         <w:br/>
         <w:t>Customers.CustomerID</w:t>
@@ -4414,7 +4414,7 @@
       </w:pPr>
       <w:r>
         <w:rPr>
-          <w:rFonts w:ascii="Roboto Mono" w:hAnsi="Roboto Mono"/>
+          <w:rFonts w:ascii="Roboto Mono" w:hAnsi="Roboto Mono" w:eastAsia="Roboto Mono"/>
         </w:rPr>
         <w:t>The foreign key creates the relationship.</w:t>
       </w:r>
@@ -4427,7 +4427,7 @@
       </w:pPr>
       <w:r>
         <w:rPr>
-          <w:rFonts w:ascii="Roboto Mono" w:hAnsi="Roboto Mono"/>
+          <w:rFonts w:ascii="Roboto Mono" w:hAnsi="Roboto Mono" w:eastAsia="Roboto Mono"/>
         </w:rPr>
         <w:pict w14:anchorId="2D5D0822">
           <v:rect id="_x0000_i1040" style="width:0;height:1.5pt" o:hralign="center" o:hrstd="t" o:hr="t" fillcolor="#a0a0a0" stroked="f"/>
@@ -4457,7 +4457,7 @@
       </w:pPr>
       <w:r>
         <w:rPr>
-          <w:rFonts w:ascii="Arial" w:hAnsi="Arial" w:cs="Arial"/>
+          <w:rFonts w:ascii="Arial" w:hAnsi="Arial" w:cs="Arial" w:eastAsia="Arial"/>
           <w:b/>
           <w:color w:val="000000"/>
           <w:sz w:val="18"/>
@@ -4467,7 +4467,7 @@
       </w:r>
       <w:r>
         <w:rPr>
-          <w:rFonts w:ascii="Arial" w:hAnsi="Arial" w:cs="Arial"/>
+          <w:rFonts w:ascii="Arial" w:hAnsi="Arial" w:cs="Arial" w:eastAsia="Arial"/>
           <w:color w:val="000000"/>
           <w:sz w:val="18"/>
           <w:highlight w:val="lightGray"/>
@@ -4476,7 +4476,7 @@
       </w:r>
       <w:r>
         <w:rPr>
-          <w:rFonts w:ascii="Arial" w:hAnsi="Arial" w:cs="Arial"/>
+          <w:rFonts w:ascii="Arial" w:hAnsi="Arial" w:cs="Arial" w:eastAsia="Arial"/>
           <w:b/>
           <w:color w:val="000000"/>
           <w:sz w:val="18"/>
@@ -4486,7 +4486,7 @@
       </w:r>
       <w:r>
         <w:rPr>
-          <w:rFonts w:ascii="Arial" w:hAnsi="Arial" w:cs="Arial"/>
+          <w:rFonts w:ascii="Arial" w:hAnsi="Arial" w:cs="Arial" w:eastAsia="Arial"/>
           <w:color w:val="000000"/>
           <w:sz w:val="18"/>
           <w:highlight w:val="lightGray"/>
@@ -4495,7 +4495,7 @@
       </w:r>
       <w:r>
         <w:rPr>
-          <w:rFonts w:ascii="Arial" w:hAnsi="Arial" w:cs="Arial"/>
+          <w:rFonts w:ascii="Arial" w:hAnsi="Arial" w:cs="Arial" w:eastAsia="Arial"/>
           <w:b/>
           <w:color w:val="000000"/>
           <w:sz w:val="18"/>
@@ -4505,7 +4505,7 @@
       </w:r>
       <w:r>
         <w:rPr>
-          <w:rFonts w:ascii="Arial" w:hAnsi="Arial" w:cs="Arial"/>
+          <w:rFonts w:ascii="Arial" w:hAnsi="Arial" w:cs="Arial" w:eastAsia="Arial"/>
           <w:color w:val="000000"/>
           <w:sz w:val="18"/>
           <w:highlight w:val="lightGray"/>
@@ -4576,86 +4576,86 @@
       </w:pPr>
       <w:r>
         <w:rPr>
-          <w:rFonts w:ascii="Roboto Mono" w:hAnsi="Roboto Mono"/>
+          <w:rFonts w:ascii="Roboto Mono" w:hAnsi="Roboto Mono" w:eastAsia="Roboto Mono"/>
         </w:rPr>
         <w:t>+----------+</w:t>
       </w:r>
       <w:r>
         <w:rPr>
-          <w:rFonts w:ascii="Roboto Mono" w:hAnsi="Roboto Mono"/>
+          <w:rFonts w:ascii="Roboto Mono" w:hAnsi="Roboto Mono" w:eastAsia="Roboto Mono"/>
         </w:rPr>
         <w:br/>
         <w:t>| Customer |</w:t>
       </w:r>
       <w:r>
         <w:rPr>
-          <w:rFonts w:ascii="Roboto Mono" w:hAnsi="Roboto Mono"/>
+          <w:rFonts w:ascii="Roboto Mono" w:hAnsi="Roboto Mono" w:eastAsia="Roboto Mono"/>
         </w:rPr>
         <w:br/>
         <w:t>+----------+</w:t>
       </w:r>
       <w:r>
         <w:rPr>
-          <w:rFonts w:ascii="Roboto Mono" w:hAnsi="Roboto Mono"/>
+          <w:rFonts w:ascii="Roboto Mono" w:hAnsi="Roboto Mono" w:eastAsia="Roboto Mono"/>
         </w:rPr>
         <w:br/>
         <w:t xml:space="preserve">      </w:t>
       </w:r>
       <w:r>
         <w:rPr>
-          <w:rFonts w:ascii="MS Gothic" w:eastAsia="MS Gothic" w:hAnsi="MS Gothic" w:cs="MS Gothic" w:hint="eastAsia"/>
+          <w:rFonts w:ascii="Roboto Mono" w:eastAsia="Roboto Mono" w:hAnsi="Roboto Mono" w:cs="MS Gothic" w:hint="eastAsia"/>
         </w:rPr>
         <w:t>│</w:t>
       </w:r>
       <w:r>
         <w:rPr>
-          <w:rFonts w:ascii="Roboto Mono" w:hAnsi="Roboto Mono"/>
+          <w:rFonts w:ascii="Roboto Mono" w:hAnsi="Roboto Mono" w:eastAsia="Roboto Mono"/>
         </w:rPr>
         <w:br/>
         <w:t xml:space="preserve">      </w:t>
       </w:r>
       <w:r>
         <w:rPr>
-          <w:rFonts w:ascii="MS Gothic" w:eastAsia="MS Gothic" w:hAnsi="MS Gothic" w:cs="MS Gothic" w:hint="eastAsia"/>
+          <w:rFonts w:ascii="Roboto Mono" w:eastAsia="Roboto Mono" w:hAnsi="Roboto Mono" w:cs="MS Gothic" w:hint="eastAsia"/>
         </w:rPr>
         <w:t>│</w:t>
       </w:r>
       <w:r>
         <w:rPr>
-          <w:rFonts w:ascii="Roboto Mono" w:hAnsi="Roboto Mono"/>
+          <w:rFonts w:ascii="Roboto Mono" w:hAnsi="Roboto Mono" w:eastAsia="Roboto Mono"/>
         </w:rPr>
         <w:t xml:space="preserve"> Places</w:t>
       </w:r>
       <w:r>
         <w:rPr>
-          <w:rFonts w:ascii="Roboto Mono" w:hAnsi="Roboto Mono"/>
+          <w:rFonts w:ascii="Roboto Mono" w:hAnsi="Roboto Mono" w:eastAsia="Roboto Mono"/>
         </w:rPr>
         <w:br/>
         <w:t xml:space="preserve">      </w:t>
       </w:r>
       <w:r>
         <w:rPr>
-          <w:rFonts w:ascii="MS Gothic" w:eastAsia="MS Gothic" w:hAnsi="MS Gothic" w:cs="MS Gothic" w:hint="eastAsia"/>
+          <w:rFonts w:ascii="Roboto Mono" w:eastAsia="Roboto Mono" w:hAnsi="Roboto Mono" w:cs="MS Gothic" w:hint="eastAsia"/>
         </w:rPr>
         <w:t>│</w:t>
       </w:r>
       <w:r>
         <w:rPr>
-          <w:rFonts w:ascii="Roboto Mono" w:hAnsi="Roboto Mono"/>
+          <w:rFonts w:ascii="Roboto Mono" w:hAnsi="Roboto Mono" w:eastAsia="Roboto Mono"/>
         </w:rPr>
         <w:br/>
         <w:t>+----------+</w:t>
       </w:r>
       <w:r>
         <w:rPr>
-          <w:rFonts w:ascii="Roboto Mono" w:hAnsi="Roboto Mono"/>
+          <w:rFonts w:ascii="Roboto Mono" w:hAnsi="Roboto Mono" w:eastAsia="Roboto Mono"/>
         </w:rPr>
         <w:br/>
         <w:t>|  Order   |</w:t>
       </w:r>
       <w:r>
         <w:rPr>
-          <w:rFonts w:ascii="Roboto Mono" w:hAnsi="Roboto Mono"/>
+          <w:rFonts w:ascii="Roboto Mono" w:hAnsi="Roboto Mono" w:eastAsia="Roboto Mono"/>
         </w:rPr>
         <w:br/>
         <w:t>+----------+</w:t>
@@ -4669,7 +4669,7 @@
       </w:pPr>
       <w:r>
         <w:rPr>
-          <w:rFonts w:ascii="Roboto Mono" w:hAnsi="Roboto Mono"/>
+          <w:rFonts w:ascii="Roboto Mono" w:hAnsi="Roboto Mono" w:eastAsia="Roboto Mono"/>
         </w:rPr>
         <w:pict w14:anchorId="650DDEC2">
           <v:rect id="_x0000_i1041" style="width:0;height:1.5pt" o:hralign="center" o:hrstd="t" o:hr="t" fillcolor="#a0a0a0" stroked="f"/>
@@ -4699,7 +4699,7 @@
       </w:pPr>
       <w:r>
         <w:rPr>
-          <w:rFonts w:ascii="Arial" w:hAnsi="Arial" w:cs="Arial"/>
+          <w:rFonts w:ascii="Arial" w:hAnsi="Arial" w:cs="Arial" w:eastAsia="Arial"/>
           <w:b/>
           <w:color w:val="000000"/>
           <w:sz w:val="18"/>
@@ -4709,7 +4709,7 @@
       </w:r>
       <w:r>
         <w:rPr>
-          <w:rFonts w:ascii="Arial" w:hAnsi="Arial" w:cs="Arial"/>
+          <w:rFonts w:ascii="Arial" w:hAnsi="Arial" w:cs="Arial" w:eastAsia="Arial"/>
           <w:color w:val="000000"/>
           <w:sz w:val="18"/>
           <w:highlight w:val="lightGray"/>
@@ -4718,7 +4718,7 @@
       </w:r>
       <w:r>
         <w:rPr>
-          <w:rFonts w:ascii="Arial" w:hAnsi="Arial" w:cs="Arial"/>
+          <w:rFonts w:ascii="Arial" w:hAnsi="Arial" w:cs="Arial" w:eastAsia="Arial"/>
           <w:b/>
           <w:color w:val="000000"/>
           <w:sz w:val="18"/>
@@ -4728,7 +4728,7 @@
       </w:r>
       <w:r>
         <w:rPr>
-          <w:rFonts w:ascii="Arial" w:hAnsi="Arial" w:cs="Arial"/>
+          <w:rFonts w:ascii="Arial" w:hAnsi="Arial" w:cs="Arial" w:eastAsia="Arial"/>
           <w:color w:val="000000"/>
           <w:sz w:val="18"/>
           <w:highlight w:val="lightGray"/>
@@ -4737,7 +4737,7 @@
       </w:r>
       <w:r>
         <w:rPr>
-          <w:rFonts w:ascii="Arial" w:hAnsi="Arial" w:cs="Arial"/>
+          <w:rFonts w:ascii="Arial" w:hAnsi="Arial" w:cs="Arial" w:eastAsia="Arial"/>
           <w:b/>
           <w:color w:val="000000"/>
           <w:sz w:val="18"/>
@@ -4747,7 +4747,7 @@
       </w:r>
       <w:r>
         <w:rPr>
-          <w:rFonts w:ascii="Arial" w:hAnsi="Arial" w:cs="Arial"/>
+          <w:rFonts w:ascii="Arial" w:hAnsi="Arial" w:cs="Arial" w:eastAsia="Arial"/>
           <w:color w:val="000000"/>
           <w:sz w:val="18"/>
           <w:highlight w:val="lightGray"/>
@@ -5239,7 +5239,7 @@
       </w:pPr>
       <w:r>
         <w:rPr>
-          <w:rFonts w:ascii="Roboto Mono" w:hAnsi="Roboto Mono"/>
+          <w:rFonts w:ascii="Roboto Mono" w:hAnsi="Roboto Mono" w:eastAsia="Roboto Mono"/>
         </w:rPr>
         <w:pict w14:anchorId="6027B395">
           <v:rect id="_x0000_i1042" style="width:0;height:1.5pt" o:hralign="center" o:hrstd="t" o:hr="t" fillcolor="#a0a0a0" stroked="f"/>
@@ -5263,7 +5263,7 @@
     <w:p>
       <w:r>
         <w:rPr>
-          <w:rFonts w:ascii="Arial" w:hAnsi="Arial" w:cs="Arial"/>
+          <w:rFonts w:ascii="Arial" w:hAnsi="Arial" w:cs="Arial" w:eastAsia="Arial"/>
           <w:b/>
           <w:color w:val="000000"/>
           <w:sz w:val="18"/>
@@ -5273,7 +5273,7 @@
       </w:r>
       <w:r>
         <w:rPr>
-          <w:rFonts w:ascii="Arial" w:hAnsi="Arial" w:cs="Arial"/>
+          <w:rFonts w:ascii="Arial" w:hAnsi="Arial" w:cs="Arial" w:eastAsia="Arial"/>
           <w:color w:val="000000"/>
           <w:sz w:val="18"/>
           <w:highlight w:val="lightGray"/>
@@ -5282,7 +5282,7 @@
       </w:r>
       <w:r>
         <w:rPr>
-          <w:rFonts w:ascii="Arial" w:hAnsi="Arial" w:cs="Arial"/>
+          <w:rFonts w:ascii="Arial" w:hAnsi="Arial" w:cs="Arial" w:eastAsia="Arial"/>
           <w:b/>
           <w:color w:val="000000"/>
           <w:sz w:val="18"/>
@@ -5292,7 +5292,7 @@
       </w:r>
       <w:r>
         <w:rPr>
-          <w:rFonts w:ascii="Arial" w:hAnsi="Arial" w:cs="Arial"/>
+          <w:rFonts w:ascii="Arial" w:hAnsi="Arial" w:cs="Arial" w:eastAsia="Arial"/>
           <w:color w:val="000000"/>
           <w:sz w:val="18"/>
           <w:highlight w:val="lightGray"/>
@@ -5301,7 +5301,7 @@
       </w:r>
       <w:r>
         <w:rPr>
-          <w:rFonts w:ascii="Arial" w:hAnsi="Arial" w:cs="Arial"/>
+          <w:rFonts w:ascii="Arial" w:hAnsi="Arial" w:cs="Arial" w:eastAsia="Arial"/>
           <w:b/>
           <w:color w:val="000000"/>
           <w:sz w:val="18"/>
@@ -5311,7 +5311,7 @@
       </w:r>
       <w:r>
         <w:rPr>
-          <w:rFonts w:ascii="Arial" w:hAnsi="Arial" w:cs="Arial"/>
+          <w:rFonts w:ascii="Arial" w:hAnsi="Arial" w:cs="Arial" w:eastAsia="Arial"/>
           <w:color w:val="000000"/>
           <w:sz w:val="18"/>
           <w:highlight w:val="lightGray"/>
@@ -5329,7 +5329,7 @@
       </w:pPr>
       <w:r>
         <w:rPr>
-          <w:rFonts w:ascii="Roboto Mono" w:hAnsi="Roboto Mono"/>
+          <w:rFonts w:ascii="Roboto Mono" w:hAnsi="Roboto Mono" w:eastAsia="Roboto Mono"/>
           <w:b/>
           <w:bCs/>
         </w:rPr>
@@ -5406,20 +5406,20 @@
       </w:pPr>
       <w:r>
         <w:rPr>
-          <w:rFonts w:ascii="Roboto Mono" w:hAnsi="Roboto Mono"/>
+          <w:rFonts w:ascii="Roboto Mono" w:hAnsi="Roboto Mono" w:eastAsia="Roboto Mono"/>
         </w:rPr>
         <w:t>Customer</w:t>
       </w:r>
       <w:r>
         <w:rPr>
-          <w:rFonts w:ascii="Roboto Mono" w:hAnsi="Roboto Mono"/>
+          <w:rFonts w:ascii="Roboto Mono" w:hAnsi="Roboto Mono" w:eastAsia="Roboto Mono"/>
         </w:rPr>
         <w:br/>
         <w:t>Order</w:t>
       </w:r>
       <w:r>
         <w:rPr>
-          <w:rFonts w:ascii="Roboto Mono" w:hAnsi="Roboto Mono"/>
+          <w:rFonts w:ascii="Roboto Mono" w:hAnsi="Roboto Mono" w:eastAsia="Roboto Mono"/>
         </w:rPr>
         <w:br/>
         <w:t>Product</w:t>
@@ -5433,7 +5433,7 @@
       </w:pPr>
       <w:r>
         <w:rPr>
-          <w:rFonts w:ascii="Roboto Mono" w:hAnsi="Roboto Mono"/>
+          <w:rFonts w:ascii="Roboto Mono" w:hAnsi="Roboto Mono" w:eastAsia="Roboto Mono"/>
         </w:rPr>
         <w:t>Represents things.</w:t>
       </w:r>
@@ -5446,7 +5446,7 @@
       </w:pPr>
       <w:r>
         <w:rPr>
-          <w:rFonts w:ascii="Roboto Mono" w:hAnsi="Roboto Mono"/>
+          <w:rFonts w:ascii="Roboto Mono" w:hAnsi="Roboto Mono" w:eastAsia="Roboto Mono"/>
         </w:rPr>
         <w:pict w14:anchorId="6E2145AD">
           <v:rect id="_x0000_i1043" style="width:0;height:1.5pt" o:hralign="center" o:hrstd="t" o:hr="t" fillcolor="#a0a0a0" stroked="f"/>
@@ -5463,7 +5463,7 @@
       </w:pPr>
       <w:r>
         <w:rPr>
-          <w:rFonts w:ascii="Roboto Mono" w:hAnsi="Roboto Mono"/>
+          <w:rFonts w:ascii="Roboto Mono" w:hAnsi="Roboto Mono" w:eastAsia="Roboto Mono"/>
           <w:b/>
           <w:bCs/>
         </w:rPr>
@@ -5540,13 +5540,13 @@
       </w:pPr>
       <w:r>
         <w:rPr>
-          <w:rFonts w:ascii="Roboto Mono" w:hAnsi="Roboto Mono"/>
+          <w:rFonts w:ascii="Roboto Mono" w:hAnsi="Roboto Mono" w:eastAsia="Roboto Mono"/>
         </w:rPr>
         <w:t>Customer places Order</w:t>
       </w:r>
       <w:r>
         <w:rPr>
-          <w:rFonts w:ascii="Roboto Mono" w:hAnsi="Roboto Mono"/>
+          <w:rFonts w:ascii="Roboto Mono" w:hAnsi="Roboto Mono" w:eastAsia="Roboto Mono"/>
         </w:rPr>
         <w:br/>
         <w:t>Order contains Product</w:t>
@@ -5560,7 +5560,7 @@
       </w:pPr>
       <w:r>
         <w:rPr>
-          <w:rFonts w:ascii="Roboto Mono" w:hAnsi="Roboto Mono"/>
+          <w:rFonts w:ascii="Roboto Mono" w:hAnsi="Roboto Mono" w:eastAsia="Roboto Mono"/>
         </w:rPr>
         <w:t>Represents connections between things.</w:t>
       </w:r>
@@ -5573,7 +5573,7 @@
       </w:pPr>
       <w:r>
         <w:rPr>
-          <w:rFonts w:ascii="Roboto Mono" w:hAnsi="Roboto Mono"/>
+          <w:rFonts w:ascii="Roboto Mono" w:hAnsi="Roboto Mono" w:eastAsia="Roboto Mono"/>
         </w:rPr>
         <w:pict w14:anchorId="0D7AE2EE">
           <v:rect id="_x0000_i1044" style="width:0;height:1.5pt" o:hralign="center" o:hrstd="t" o:hr="t" fillcolor="#a0a0a0" stroked="f"/>
@@ -5603,7 +5603,7 @@
       </w:pPr>
       <w:r>
         <w:rPr>
-          <w:rFonts w:ascii="Arial" w:hAnsi="Arial" w:cs="Arial"/>
+          <w:rFonts w:ascii="Arial" w:hAnsi="Arial" w:cs="Arial" w:eastAsia="Arial"/>
           <w:b/>
           <w:color w:val="000000"/>
           <w:sz w:val="18"/>
@@ -5613,7 +5613,7 @@
       </w:r>
       <w:r>
         <w:rPr>
-          <w:rFonts w:ascii="Arial" w:hAnsi="Arial" w:cs="Arial"/>
+          <w:rFonts w:ascii="Arial" w:hAnsi="Arial" w:cs="Arial" w:eastAsia="Arial"/>
           <w:color w:val="000000"/>
           <w:sz w:val="18"/>
           <w:highlight w:val="lightGray"/>
@@ -5622,7 +5622,7 @@
       </w:r>
       <w:r>
         <w:rPr>
-          <w:rFonts w:ascii="Arial" w:hAnsi="Arial" w:cs="Arial"/>
+          <w:rFonts w:ascii="Arial" w:hAnsi="Arial" w:cs="Arial" w:eastAsia="Arial"/>
           <w:b/>
           <w:color w:val="000000"/>
           <w:sz w:val="18"/>
@@ -5632,7 +5632,7 @@
       </w:r>
       <w:r>
         <w:rPr>
-          <w:rFonts w:ascii="Arial" w:hAnsi="Arial" w:cs="Arial"/>
+          <w:rFonts w:ascii="Arial" w:hAnsi="Arial" w:cs="Arial" w:eastAsia="Arial"/>
           <w:color w:val="000000"/>
           <w:sz w:val="18"/>
           <w:highlight w:val="lightGray"/>
@@ -5641,7 +5641,7 @@
       </w:r>
       <w:r>
         <w:rPr>
-          <w:rFonts w:ascii="Arial" w:hAnsi="Arial" w:cs="Arial"/>
+          <w:rFonts w:ascii="Arial" w:hAnsi="Arial" w:cs="Arial" w:eastAsia="Arial"/>
           <w:b/>
           <w:color w:val="000000"/>
           <w:sz w:val="18"/>
@@ -5651,7 +5651,7 @@
       </w:r>
       <w:r>
         <w:rPr>
-          <w:rFonts w:ascii="Arial" w:hAnsi="Arial" w:cs="Arial"/>
+          <w:rFonts w:ascii="Arial" w:hAnsi="Arial" w:cs="Arial" w:eastAsia="Arial"/>
           <w:color w:val="000000"/>
           <w:sz w:val="18"/>
           <w:highlight w:val="lightGray"/>
@@ -5722,86 +5722,86 @@
       </w:pPr>
       <w:r>
         <w:rPr>
-          <w:rFonts w:ascii="Roboto Mono" w:hAnsi="Roboto Mono"/>
+          <w:rFonts w:ascii="Roboto Mono" w:hAnsi="Roboto Mono" w:eastAsia="Roboto Mono"/>
         </w:rPr>
         <w:t>Customer</w:t>
       </w:r>
       <w:r>
         <w:rPr>
-          <w:rFonts w:ascii="Roboto Mono" w:hAnsi="Roboto Mono"/>
+          <w:rFonts w:ascii="Roboto Mono" w:hAnsi="Roboto Mono" w:eastAsia="Roboto Mono"/>
         </w:rPr>
         <w:br/>
         <w:t xml:space="preserve">    </w:t>
       </w:r>
       <w:r>
         <w:rPr>
-          <w:rFonts w:ascii="MS Gothic" w:eastAsia="MS Gothic" w:hAnsi="MS Gothic" w:cs="MS Gothic" w:hint="eastAsia"/>
+          <w:rFonts w:ascii="Roboto Mono" w:eastAsia="Roboto Mono" w:hAnsi="Roboto Mono" w:cs="MS Gothic" w:hint="eastAsia"/>
         </w:rPr>
         <w:t>│</w:t>
       </w:r>
       <w:r>
         <w:rPr>
-          <w:rFonts w:ascii="Roboto Mono" w:hAnsi="Roboto Mono"/>
+          <w:rFonts w:ascii="Roboto Mono" w:hAnsi="Roboto Mono" w:eastAsia="Roboto Mono"/>
         </w:rPr>
         <w:br/>
         <w:t xml:space="preserve"> Places</w:t>
       </w:r>
       <w:r>
         <w:rPr>
-          <w:rFonts w:ascii="Roboto Mono" w:hAnsi="Roboto Mono"/>
+          <w:rFonts w:ascii="Roboto Mono" w:hAnsi="Roboto Mono" w:eastAsia="Roboto Mono"/>
         </w:rPr>
         <w:br/>
         <w:t xml:space="preserve">    </w:t>
       </w:r>
       <w:r>
         <w:rPr>
-          <w:rFonts w:ascii="MS Gothic" w:eastAsia="MS Gothic" w:hAnsi="MS Gothic" w:cs="MS Gothic" w:hint="eastAsia"/>
+          <w:rFonts w:ascii="Roboto Mono" w:eastAsia="Roboto Mono" w:hAnsi="Roboto Mono" w:cs="MS Gothic" w:hint="eastAsia"/>
         </w:rPr>
         <w:t>│</w:t>
       </w:r>
       <w:r>
         <w:rPr>
-          <w:rFonts w:ascii="Roboto Mono" w:hAnsi="Roboto Mono"/>
+          <w:rFonts w:ascii="Roboto Mono" w:hAnsi="Roboto Mono" w:eastAsia="Roboto Mono"/>
         </w:rPr>
         <w:br/>
         <w:t>Order</w:t>
       </w:r>
       <w:r>
         <w:rPr>
-          <w:rFonts w:ascii="Roboto Mono" w:hAnsi="Roboto Mono"/>
+          <w:rFonts w:ascii="Roboto Mono" w:hAnsi="Roboto Mono" w:eastAsia="Roboto Mono"/>
         </w:rPr>
         <w:br/>
         <w:t xml:space="preserve">    </w:t>
       </w:r>
       <w:r>
         <w:rPr>
-          <w:rFonts w:ascii="MS Gothic" w:eastAsia="MS Gothic" w:hAnsi="MS Gothic" w:cs="MS Gothic" w:hint="eastAsia"/>
+          <w:rFonts w:ascii="Roboto Mono" w:eastAsia="Roboto Mono" w:hAnsi="Roboto Mono" w:cs="MS Gothic" w:hint="eastAsia"/>
         </w:rPr>
         <w:t>│</w:t>
       </w:r>
       <w:r>
         <w:rPr>
-          <w:rFonts w:ascii="Roboto Mono" w:hAnsi="Roboto Mono"/>
+          <w:rFonts w:ascii="Roboto Mono" w:hAnsi="Roboto Mono" w:eastAsia="Roboto Mono"/>
         </w:rPr>
         <w:br/>
         <w:t xml:space="preserve"> Contains</w:t>
       </w:r>
       <w:r>
         <w:rPr>
-          <w:rFonts w:ascii="Roboto Mono" w:hAnsi="Roboto Mono"/>
+          <w:rFonts w:ascii="Roboto Mono" w:hAnsi="Roboto Mono" w:eastAsia="Roboto Mono"/>
         </w:rPr>
         <w:br/>
         <w:t xml:space="preserve">    </w:t>
       </w:r>
       <w:r>
         <w:rPr>
-          <w:rFonts w:ascii="MS Gothic" w:eastAsia="MS Gothic" w:hAnsi="MS Gothic" w:cs="MS Gothic" w:hint="eastAsia"/>
+          <w:rFonts w:ascii="Roboto Mono" w:eastAsia="Roboto Mono" w:hAnsi="Roboto Mono" w:cs="MS Gothic" w:hint="eastAsia"/>
         </w:rPr>
         <w:t>│</w:t>
       </w:r>
       <w:r>
         <w:rPr>
-          <w:rFonts w:ascii="Roboto Mono" w:hAnsi="Roboto Mono"/>
+          <w:rFonts w:ascii="Roboto Mono" w:hAnsi="Roboto Mono" w:eastAsia="Roboto Mono"/>
         </w:rPr>
         <w:br/>
         <w:t>Product</w:t>
@@ -5815,7 +5815,7 @@
       </w:pPr>
       <w:r>
         <w:rPr>
-          <w:rFonts w:ascii="Roboto Mono" w:hAnsi="Roboto Mono"/>
+          <w:rFonts w:ascii="Roboto Mono" w:hAnsi="Roboto Mono" w:eastAsia="Roboto Mono"/>
         </w:rPr>
         <w:t>Entities:</w:t>
       </w:r>
@@ -5888,20 +5888,20 @@
       </w:pPr>
       <w:r>
         <w:rPr>
-          <w:rFonts w:ascii="Roboto Mono" w:hAnsi="Roboto Mono"/>
+          <w:rFonts w:ascii="Roboto Mono" w:hAnsi="Roboto Mono" w:eastAsia="Roboto Mono"/>
         </w:rPr>
         <w:t>Customer</w:t>
       </w:r>
       <w:r>
         <w:rPr>
-          <w:rFonts w:ascii="Roboto Mono" w:hAnsi="Roboto Mono"/>
+          <w:rFonts w:ascii="Roboto Mono" w:hAnsi="Roboto Mono" w:eastAsia="Roboto Mono"/>
         </w:rPr>
         <w:br/>
         <w:t>Order</w:t>
       </w:r>
       <w:r>
         <w:rPr>
-          <w:rFonts w:ascii="Roboto Mono" w:hAnsi="Roboto Mono"/>
+          <w:rFonts w:ascii="Roboto Mono" w:hAnsi="Roboto Mono" w:eastAsia="Roboto Mono"/>
         </w:rPr>
         <w:br/>
         <w:t>Product</w:t>
@@ -5915,7 +5915,7 @@
       </w:pPr>
       <w:r>
         <w:rPr>
-          <w:rFonts w:ascii="Roboto Mono" w:hAnsi="Roboto Mono"/>
+          <w:rFonts w:ascii="Roboto Mono" w:hAnsi="Roboto Mono" w:eastAsia="Roboto Mono"/>
         </w:rPr>
         <w:t>Relationships:</w:t>
       </w:r>
@@ -5988,13 +5988,13 @@
       </w:pPr>
       <w:r>
         <w:rPr>
-          <w:rFonts w:ascii="Roboto Mono" w:hAnsi="Roboto Mono"/>
+          <w:rFonts w:ascii="Roboto Mono" w:hAnsi="Roboto Mono" w:eastAsia="Roboto Mono"/>
         </w:rPr>
         <w:t>Places</w:t>
       </w:r>
       <w:r>
         <w:rPr>
-          <w:rFonts w:ascii="Roboto Mono" w:hAnsi="Roboto Mono"/>
+          <w:rFonts w:ascii="Roboto Mono" w:hAnsi="Roboto Mono" w:eastAsia="Roboto Mono"/>
         </w:rPr>
         <w:br/>
         <w:t>Contains</w:t>
@@ -6008,7 +6008,7 @@
       </w:pPr>
       <w:r>
         <w:rPr>
-          <w:rFonts w:ascii="Roboto Mono" w:hAnsi="Roboto Mono"/>
+          <w:rFonts w:ascii="Roboto Mono" w:hAnsi="Roboto Mono" w:eastAsia="Roboto Mono"/>
         </w:rPr>
         <w:pict w14:anchorId="3E607949">
           <v:rect id="_x0000_i1045" style="width:0;height:1.5pt" o:hralign="center" o:hrstd="t" o:hr="t" fillcolor="#a0a0a0" stroked="f"/>
@@ -6032,7 +6032,7 @@
     <w:p>
       <w:r>
         <w:rPr>
-          <w:rFonts w:ascii="Arial" w:hAnsi="Arial" w:cs="Arial"/>
+          <w:rFonts w:ascii="Arial" w:hAnsi="Arial" w:cs="Arial" w:eastAsia="Arial"/>
           <w:b/>
           <w:color w:val="000000"/>
           <w:sz w:val="18"/>
@@ -6042,7 +6042,7 @@
       </w:r>
       <w:r>
         <w:rPr>
-          <w:rFonts w:ascii="Arial" w:hAnsi="Arial" w:cs="Arial"/>
+          <w:rFonts w:ascii="Arial" w:hAnsi="Arial" w:cs="Arial" w:eastAsia="Arial"/>
           <w:color w:val="000000"/>
           <w:sz w:val="18"/>
           <w:highlight w:val="lightGray"/>
@@ -6051,7 +6051,7 @@
       </w:r>
       <w:r>
         <w:rPr>
-          <w:rFonts w:ascii="Arial" w:hAnsi="Arial" w:cs="Arial"/>
+          <w:rFonts w:ascii="Arial" w:hAnsi="Arial" w:cs="Arial" w:eastAsia="Arial"/>
           <w:b/>
           <w:color w:val="000000"/>
           <w:sz w:val="18"/>
@@ -6061,7 +6061,7 @@
       </w:r>
       <w:r>
         <w:rPr>
-          <w:rFonts w:ascii="Arial" w:hAnsi="Arial" w:cs="Arial"/>
+          <w:rFonts w:ascii="Arial" w:hAnsi="Arial" w:cs="Arial" w:eastAsia="Arial"/>
           <w:color w:val="000000"/>
           <w:sz w:val="18"/>
           <w:highlight w:val="lightGray"/>
@@ -6070,7 +6070,7 @@
       </w:r>
       <w:r>
         <w:rPr>
-          <w:rFonts w:ascii="Arial" w:hAnsi="Arial" w:cs="Arial"/>
+          <w:rFonts w:ascii="Arial" w:hAnsi="Arial" w:cs="Arial" w:eastAsia="Arial"/>
           <w:b/>
           <w:color w:val="000000"/>
           <w:sz w:val="18"/>
@@ -6080,7 +6080,7 @@
       </w:r>
       <w:r>
         <w:rPr>
-          <w:rFonts w:ascii="Arial" w:hAnsi="Arial" w:cs="Arial"/>
+          <w:rFonts w:ascii="Arial" w:hAnsi="Arial" w:cs="Arial" w:eastAsia="Arial"/>
           <w:color w:val="000000"/>
           <w:sz w:val="18"/>
           <w:highlight w:val="lightGray"/>
@@ -6096,7 +6096,7 @@
       </w:pPr>
       <w:r>
         <w:rPr>
-          <w:rFonts w:ascii="Roboto Mono" w:hAnsi="Roboto Mono"/>
+          <w:rFonts w:ascii="Roboto Mono" w:hAnsi="Roboto Mono" w:eastAsia="Roboto Mono"/>
         </w:rPr>
         <w:t>Think of entities as people in a social network.</w:t>
       </w:r>
@@ -6169,20 +6169,20 @@
       </w:pPr>
       <w:r>
         <w:rPr>
-          <w:rFonts w:ascii="Roboto Mono" w:hAnsi="Roboto Mono"/>
+          <w:rFonts w:ascii="Roboto Mono" w:hAnsi="Roboto Mono" w:eastAsia="Roboto Mono"/>
         </w:rPr>
         <w:t>Ali</w:t>
       </w:r>
       <w:r>
         <w:rPr>
-          <w:rFonts w:ascii="Roboto Mono" w:hAnsi="Roboto Mono"/>
+          <w:rFonts w:ascii="Roboto Mono" w:hAnsi="Roboto Mono" w:eastAsia="Roboto Mono"/>
         </w:rPr>
         <w:br/>
         <w:t>Sara</w:t>
       </w:r>
       <w:r>
         <w:rPr>
-          <w:rFonts w:ascii="Roboto Mono" w:hAnsi="Roboto Mono"/>
+          <w:rFonts w:ascii="Roboto Mono" w:hAnsi="Roboto Mono" w:eastAsia="Roboto Mono"/>
         </w:rPr>
         <w:br/>
         <w:t>Ahmed</w:t>
@@ -6196,7 +6196,7 @@
       </w:pPr>
       <w:r>
         <w:rPr>
-          <w:rFonts w:ascii="Roboto Mono" w:hAnsi="Roboto Mono"/>
+          <w:rFonts w:ascii="Roboto Mono" w:hAnsi="Roboto Mono" w:eastAsia="Roboto Mono"/>
         </w:rPr>
         <w:t>The relationship is the connection between them:</w:t>
       </w:r>
@@ -6269,62 +6269,62 @@
       </w:pPr>
       <w:r>
         <w:rPr>
-          <w:rFonts w:ascii="Roboto Mono" w:hAnsi="Roboto Mono"/>
+          <w:rFonts w:ascii="Roboto Mono" w:hAnsi="Roboto Mono" w:eastAsia="Roboto Mono"/>
         </w:rPr>
         <w:t xml:space="preserve">Ali </w:t>
       </w:r>
       <w:r>
         <w:rPr>
-          <w:rFonts w:ascii="Arial" w:hAnsi="Arial" w:cs="Arial"/>
+          <w:rFonts w:ascii="Roboto Mono" w:hAnsi="Roboto Mono" w:cs="Arial" w:eastAsia="Roboto Mono"/>
         </w:rPr>
         <w:t>──</w:t>
       </w:r>
       <w:r>
         <w:rPr>
-          <w:rFonts w:ascii="Roboto Mono" w:hAnsi="Roboto Mono"/>
+          <w:rFonts w:ascii="Roboto Mono" w:hAnsi="Roboto Mono" w:eastAsia="Roboto Mono"/>
         </w:rPr>
         <w:t xml:space="preserve"> Friend Of </w:t>
       </w:r>
       <w:r>
         <w:rPr>
-          <w:rFonts w:ascii="Arial" w:hAnsi="Arial" w:cs="Arial"/>
+          <w:rFonts w:ascii="Roboto Mono" w:hAnsi="Roboto Mono" w:cs="Arial" w:eastAsia="Roboto Mono"/>
         </w:rPr>
         <w:t>──</w:t>
       </w:r>
       <w:r>
         <w:rPr>
-          <w:rFonts w:ascii="Roboto Mono" w:hAnsi="Roboto Mono"/>
+          <w:rFonts w:ascii="Roboto Mono" w:hAnsi="Roboto Mono" w:eastAsia="Roboto Mono"/>
         </w:rPr>
         <w:t xml:space="preserve"> Sara</w:t>
       </w:r>
       <w:r>
         <w:rPr>
-          <w:rFonts w:ascii="Roboto Mono" w:hAnsi="Roboto Mono"/>
+          <w:rFonts w:ascii="Roboto Mono" w:hAnsi="Roboto Mono" w:eastAsia="Roboto Mono"/>
         </w:rPr>
         <w:br/>
         <w:t xml:space="preserve">Sara </w:t>
       </w:r>
       <w:r>
         <w:rPr>
-          <w:rFonts w:ascii="Arial" w:hAnsi="Arial" w:cs="Arial"/>
+          <w:rFonts w:ascii="Roboto Mono" w:hAnsi="Roboto Mono" w:cs="Arial" w:eastAsia="Roboto Mono"/>
         </w:rPr>
         <w:t>──</w:t>
       </w:r>
       <w:r>
         <w:rPr>
-          <w:rFonts w:ascii="Roboto Mono" w:hAnsi="Roboto Mono"/>
+          <w:rFonts w:ascii="Roboto Mono" w:hAnsi="Roboto Mono" w:eastAsia="Roboto Mono"/>
         </w:rPr>
         <w:t xml:space="preserve"> Works With </w:t>
       </w:r>
       <w:r>
         <w:rPr>
-          <w:rFonts w:ascii="Arial" w:hAnsi="Arial" w:cs="Arial"/>
+          <w:rFonts w:ascii="Roboto Mono" w:hAnsi="Roboto Mono" w:cs="Arial" w:eastAsia="Roboto Mono"/>
         </w:rPr>
         <w:t>──</w:t>
       </w:r>
       <w:r>
         <w:rPr>
-          <w:rFonts w:ascii="Roboto Mono" w:hAnsi="Roboto Mono"/>
+          <w:rFonts w:ascii="Roboto Mono" w:hAnsi="Roboto Mono" w:eastAsia="Roboto Mono"/>
         </w:rPr>
         <w:t xml:space="preserve"> Ahmed</w:t>
       </w:r>
@@ -6337,7 +6337,7 @@
       </w:pPr>
       <w:r>
         <w:rPr>
-          <w:rFonts w:ascii="Roboto Mono" w:hAnsi="Roboto Mono"/>
+          <w:rFonts w:ascii="Roboto Mono" w:hAnsi="Roboto Mono" w:eastAsia="Roboto Mono"/>
         </w:rPr>
         <w:t>The people are entities; the connections are relationships.</w:t>
       </w:r>
@@ -6350,7 +6350,7 @@
       </w:pPr>
       <w:r>
         <w:rPr>
-          <w:rFonts w:ascii="Roboto Mono" w:hAnsi="Roboto Mono"/>
+          <w:rFonts w:ascii="Roboto Mono" w:hAnsi="Roboto Mono" w:eastAsia="Roboto Mono"/>
         </w:rPr>
         <w:pict w14:anchorId="1619C189">
           <v:rect id="_x0000_i1046" style="width:0;height:1.5pt" o:hralign="center" o:hrstd="t" o:hr="t" fillcolor="#a0a0a0" stroked="f"/>
@@ -6374,7 +6374,7 @@
     <w:p>
       <w:r>
         <w:rPr>
-          <w:rFonts w:ascii="Arial" w:hAnsi="Arial" w:cs="Arial"/>
+          <w:rFonts w:ascii="Arial" w:hAnsi="Arial" w:cs="Arial" w:eastAsia="Arial"/>
           <w:b/>
           <w:color w:val="000000"/>
           <w:sz w:val="18"/>
@@ -6384,7 +6384,7 @@
       </w:r>
       <w:r>
         <w:rPr>
-          <w:rFonts w:ascii="Arial" w:hAnsi="Arial" w:cs="Arial"/>
+          <w:rFonts w:ascii="Arial" w:hAnsi="Arial" w:cs="Arial" w:eastAsia="Arial"/>
           <w:color w:val="000000"/>
           <w:sz w:val="18"/>
           <w:highlight w:val="lightGray"/>
@@ -6393,7 +6393,7 @@
       </w:r>
       <w:r>
         <w:rPr>
-          <w:rFonts w:ascii="Arial" w:hAnsi="Arial" w:cs="Arial"/>
+          <w:rFonts w:ascii="Arial" w:hAnsi="Arial" w:cs="Arial" w:eastAsia="Arial"/>
           <w:b/>
           <w:color w:val="000000"/>
           <w:sz w:val="18"/>
@@ -6403,7 +6403,7 @@
       </w:r>
       <w:r>
         <w:rPr>
-          <w:rFonts w:ascii="Arial" w:hAnsi="Arial" w:cs="Arial"/>
+          <w:rFonts w:ascii="Arial" w:hAnsi="Arial" w:cs="Arial" w:eastAsia="Arial"/>
           <w:color w:val="000000"/>
           <w:sz w:val="18"/>
           <w:highlight w:val="lightGray"/>
@@ -6412,7 +6412,7 @@
       </w:r>
       <w:r>
         <w:rPr>
-          <w:rFonts w:ascii="Arial" w:hAnsi="Arial" w:cs="Arial"/>
+          <w:rFonts w:ascii="Arial" w:hAnsi="Arial" w:cs="Arial" w:eastAsia="Arial"/>
           <w:b/>
           <w:color w:val="000000"/>
           <w:sz w:val="18"/>
@@ -6422,7 +6422,7 @@
       </w:r>
       <w:r>
         <w:rPr>
-          <w:rFonts w:ascii="Arial" w:hAnsi="Arial" w:cs="Arial"/>
+          <w:rFonts w:ascii="Arial" w:hAnsi="Arial" w:cs="Arial" w:eastAsia="Arial"/>
           <w:color w:val="000000"/>
           <w:sz w:val="18"/>
           <w:highlight w:val="lightGray"/>
@@ -6438,13 +6438,13 @@
       </w:pPr>
       <w:r>
         <w:rPr>
-          <w:rFonts w:ascii="Roboto Mono" w:hAnsi="Roboto Mono"/>
+          <w:rFonts w:ascii="Roboto Mono" w:hAnsi="Roboto Mono" w:eastAsia="Roboto Mono"/>
         </w:rPr>
         <w:t xml:space="preserve">A </w:t>
       </w:r>
       <w:r>
         <w:rPr>
-          <w:rFonts w:ascii="Roboto Mono" w:hAnsi="Roboto Mono"/>
+          <w:rFonts w:ascii="Roboto Mono" w:hAnsi="Roboto Mono" w:eastAsia="Roboto Mono"/>
           <w:b/>
           <w:bCs/>
         </w:rPr>
@@ -6452,13 +6452,13 @@
       </w:r>
       <w:r>
         <w:rPr>
-          <w:rFonts w:ascii="Roboto Mono" w:hAnsi="Roboto Mono"/>
+          <w:rFonts w:ascii="Roboto Mono" w:hAnsi="Roboto Mono" w:eastAsia="Roboto Mono"/>
         </w:rPr>
         <w:t xml:space="preserve"> is a connection between entities that describes how they interact with one another. Common relationship types are </w:t>
       </w:r>
       <w:r>
         <w:rPr>
-          <w:rFonts w:ascii="Roboto Mono" w:hAnsi="Roboto Mono"/>
+          <w:rFonts w:ascii="Roboto Mono" w:hAnsi="Roboto Mono" w:eastAsia="Roboto Mono"/>
           <w:b/>
           <w:bCs/>
         </w:rPr>
@@ -6466,13 +6466,13 @@
       </w:r>
       <w:r>
         <w:rPr>
-          <w:rFonts w:ascii="Roboto Mono" w:hAnsi="Roboto Mono"/>
+          <w:rFonts w:ascii="Roboto Mono" w:hAnsi="Roboto Mono" w:eastAsia="Roboto Mono"/>
         </w:rPr>
         <w:t xml:space="preserve">, </w:t>
       </w:r>
       <w:r>
         <w:rPr>
-          <w:rFonts w:ascii="Roboto Mono" w:hAnsi="Roboto Mono"/>
+          <w:rFonts w:ascii="Roboto Mono" w:hAnsi="Roboto Mono" w:eastAsia="Roboto Mono"/>
           <w:b/>
           <w:bCs/>
         </w:rPr>
@@ -6480,13 +6480,13 @@
       </w:r>
       <w:r>
         <w:rPr>
-          <w:rFonts w:ascii="Roboto Mono" w:hAnsi="Roboto Mono"/>
+          <w:rFonts w:ascii="Roboto Mono" w:hAnsi="Roboto Mono" w:eastAsia="Roboto Mono"/>
         </w:rPr>
         <w:t xml:space="preserve">, and </w:t>
       </w:r>
       <w:r>
         <w:rPr>
-          <w:rFonts w:ascii="Roboto Mono" w:hAnsi="Roboto Mono"/>
+          <w:rFonts w:ascii="Roboto Mono" w:hAnsi="Roboto Mono" w:eastAsia="Roboto Mono"/>
           <w:b/>
           <w:bCs/>
         </w:rPr>
@@ -6494,13 +6494,13 @@
       </w:r>
       <w:r>
         <w:rPr>
-          <w:rFonts w:ascii="Roboto Mono" w:hAnsi="Roboto Mono"/>
+          <w:rFonts w:ascii="Roboto Mono" w:hAnsi="Roboto Mono" w:eastAsia="Roboto Mono"/>
         </w:rPr>
         <w:t xml:space="preserve">. In relational databases, relationships are typically implemented using </w:t>
       </w:r>
       <w:r>
         <w:rPr>
-          <w:rFonts w:ascii="Roboto Mono" w:hAnsi="Roboto Mono"/>
+          <w:rFonts w:ascii="Roboto Mono" w:hAnsi="Roboto Mono" w:eastAsia="Roboto Mono"/>
           <w:b/>
           <w:bCs/>
         </w:rPr>
@@ -6508,7 +6508,7 @@
       </w:r>
       <w:r>
         <w:rPr>
-          <w:rFonts w:ascii="Roboto Mono" w:hAnsi="Roboto Mono"/>
+          <w:rFonts w:ascii="Roboto Mono" w:hAnsi="Roboto Mono" w:eastAsia="Roboto Mono"/>
         </w:rPr>
         <w:t>.</w:t>
       </w:r>

--- a/Knowledge/3-Work knowledge/1-Software Engineering/2-General Technologies/9-Databases/5-My Source/1-Intro to Databases/1-Data Models/1-Components of a Data Model/3-Relationships.docx
+++ b/Knowledge/3-Work knowledge/1-Software Engineering/2-General Technologies/9-Databases/5-My Source/1-Intro to Databases/1-Data Models/1-Components of a Data Model/3-Relationships.docx
@@ -7,6 +7,9 @@
         <w:pStyle w:val="Heading1"/>
       </w:pPr>
       <w:r>
+        <w:rPr>
+          <w:rFonts w:ascii="Calibri Light" w:hAnsi="Calibri Light" w:eastAsia="Calibri Light"/>
+        </w:rPr>
         <w:t>Relationships</w:t>
       </w:r>
     </w:p>
@@ -16,11 +19,14 @@
       </w:pPr>
       <w:r>
         <w:rPr>
-          <w:rFonts w:ascii="Segoe UI Emoji" w:hAnsi="Segoe UI Emoji" w:cs="Segoe UI Emoji"/>
+          <w:rFonts w:ascii="Calibri Light" w:hAnsi="Calibri Light" w:cs="Segoe UI Emoji" w:eastAsia="Calibri Light"/>
         </w:rPr>
         <w:t>🌟</w:t>
       </w:r>
       <w:r>
+        <w:rPr>
+          <w:rFonts w:ascii="Calibri Light" w:hAnsi="Calibri Light" w:eastAsia="Calibri Light"/>
+        </w:rPr>
         <w:t xml:space="preserve"> Definition</w:t>
       </w:r>
     </w:p>
@@ -158,11 +164,14 @@
       </w:pPr>
       <w:r>
         <w:rPr>
-          <w:rFonts w:ascii="Segoe UI Emoji" w:hAnsi="Segoe UI Emoji" w:cs="Segoe UI Emoji"/>
+          <w:rFonts w:ascii="Calibri Light" w:hAnsi="Calibri Light" w:cs="Segoe UI Emoji" w:eastAsia="Calibri Light"/>
         </w:rPr>
         <w:t>🎯</w:t>
       </w:r>
       <w:r>
+        <w:rPr>
+          <w:rFonts w:ascii="Calibri Light" w:hAnsi="Calibri Light" w:eastAsia="Calibri Light"/>
+        </w:rPr>
         <w:t xml:space="preserve"> Purpose</w:t>
       </w:r>
     </w:p>
@@ -310,11 +319,14 @@
       </w:pPr>
       <w:r>
         <w:rPr>
-          <w:rFonts w:ascii="Segoe UI Emoji" w:hAnsi="Segoe UI Emoji" w:cs="Segoe UI Emoji"/>
+          <w:rFonts w:ascii="Calibri Light" w:hAnsi="Calibri Light" w:cs="Segoe UI Emoji" w:eastAsia="Calibri Light"/>
         </w:rPr>
         <w:t>🧠</w:t>
       </w:r>
       <w:r>
+        <w:rPr>
+          <w:rFonts w:ascii="Calibri Light" w:hAnsi="Calibri Light" w:eastAsia="Calibri Light"/>
+        </w:rPr>
         <w:t xml:space="preserve"> Simple Example</w:t>
       </w:r>
     </w:p>
@@ -715,11 +727,14 @@
       </w:pPr>
       <w:r>
         <w:rPr>
-          <w:rFonts w:ascii="Segoe UI Emoji" w:hAnsi="Segoe UI Emoji" w:cs="Segoe UI Emoji"/>
+          <w:rFonts w:ascii="Calibri Light" w:hAnsi="Calibri Light" w:cs="Segoe UI Emoji" w:eastAsia="Calibri Light"/>
         </w:rPr>
         <w:t>📚</w:t>
       </w:r>
       <w:r>
+        <w:rPr>
+          <w:rFonts w:ascii="Calibri Light" w:hAnsi="Calibri Light" w:eastAsia="Calibri Light"/>
+        </w:rPr>
         <w:t xml:space="preserve"> Real-World Examples</w:t>
       </w:r>
     </w:p>
@@ -1171,11 +1186,14 @@
       </w:pPr>
       <w:r>
         <w:rPr>
-          <w:rFonts w:ascii="Segoe UI Emoji" w:hAnsi="Segoe UI Emoji" w:cs="Segoe UI Emoji"/>
+          <w:rFonts w:ascii="Calibri Light" w:hAnsi="Calibri Light" w:cs="Segoe UI Emoji" w:eastAsia="Calibri Light"/>
         </w:rPr>
         <w:t>🔢</w:t>
       </w:r>
       <w:r>
+        <w:rPr>
+          <w:rFonts w:ascii="Calibri Light" w:hAnsi="Calibri Light" w:eastAsia="Calibri Light"/>
+        </w:rPr>
         <w:t xml:space="preserve"> Types of Relationships</w:t>
       </w:r>
     </w:p>
@@ -1184,6 +1202,9 @@
         <w:pStyle w:val="Heading3"/>
       </w:pPr>
       <w:r>
+        <w:rPr>
+          <w:rFonts w:ascii="Calibri Light" w:hAnsi="Calibri Light" w:eastAsia="Calibri Light"/>
+        </w:rPr>
         <w:t>1. One-to-One (1:1)</w:t>
       </w:r>
     </w:p>
@@ -1794,6 +1815,9 @@
         <w:pStyle w:val="Heading3"/>
       </w:pPr>
       <w:r>
+        <w:rPr>
+          <w:rFonts w:ascii="Calibri Light" w:hAnsi="Calibri Light" w:eastAsia="Calibri Light"/>
+        </w:rPr>
         <w:t>2. One-to-Many (1:N)</w:t>
       </w:r>
     </w:p>
@@ -2651,6 +2675,9 @@
         <w:pStyle w:val="Heading3"/>
       </w:pPr>
       <w:r>
+        <w:rPr>
+          <w:rFonts w:ascii="Calibri Light" w:hAnsi="Calibri Light" w:eastAsia="Calibri Light"/>
+        </w:rPr>
         <w:t>3. Many-to-Many (M:N)</w:t>
       </w:r>
     </w:p>
@@ -3786,11 +3813,14 @@
       </w:pPr>
       <w:r>
         <w:rPr>
-          <w:rFonts w:ascii="Segoe UI Emoji" w:hAnsi="Segoe UI Emoji" w:cs="Segoe UI Emoji"/>
+          <w:rFonts w:ascii="Calibri Light" w:hAnsi="Calibri Light" w:cs="Segoe UI Emoji" w:eastAsia="Calibri Light"/>
         </w:rPr>
         <w:t>🗄️</w:t>
       </w:r>
       <w:r>
+        <w:rPr>
+          <w:rFonts w:ascii="Calibri Light" w:hAnsi="Calibri Light" w:eastAsia="Calibri Light"/>
+        </w:rPr>
         <w:t xml:space="preserve"> Relationships in Databases</w:t>
       </w:r>
     </w:p>
@@ -4440,11 +4470,14 @@
       </w:pPr>
       <w:r>
         <w:rPr>
-          <w:rFonts w:ascii="Segoe UI Emoji" w:hAnsi="Segoe UI Emoji" w:cs="Segoe UI Emoji"/>
+          <w:rFonts w:ascii="Calibri Light" w:hAnsi="Calibri Light" w:cs="Segoe UI Emoji" w:eastAsia="Calibri Light"/>
         </w:rPr>
         <w:t>📊</w:t>
       </w:r>
       <w:r>
+        <w:rPr>
+          <w:rFonts w:ascii="Calibri Light" w:hAnsi="Calibri Light" w:eastAsia="Calibri Light"/>
+        </w:rPr>
         <w:t xml:space="preserve"> ER Diagram Representation</w:t>
       </w:r>
     </w:p>
@@ -4682,11 +4715,14 @@
       </w:pPr>
       <w:r>
         <w:rPr>
-          <w:rFonts w:ascii="Segoe UI Emoji" w:hAnsi="Segoe UI Emoji" w:cs="Segoe UI Emoji"/>
+          <w:rFonts w:ascii="Calibri Light" w:hAnsi="Calibri Light" w:cs="Segoe UI Emoji" w:eastAsia="Calibri Light"/>
         </w:rPr>
         <w:t>🔗</w:t>
       </w:r>
       <w:r>
+        <w:rPr>
+          <w:rFonts w:ascii="Calibri Light" w:hAnsi="Calibri Light" w:eastAsia="Calibri Light"/>
+        </w:rPr>
         <w:t xml:space="preserve"> Common Relationship Examples</w:t>
       </w:r>
     </w:p>
@@ -5252,11 +5288,14 @@
       </w:pPr>
       <w:r>
         <w:rPr>
-          <w:rFonts w:ascii="Segoe UI Emoji" w:hAnsi="Segoe UI Emoji" w:cs="Segoe UI Emoji"/>
+          <w:rFonts w:ascii="Calibri Light" w:hAnsi="Calibri Light" w:cs="Segoe UI Emoji" w:eastAsia="Calibri Light"/>
         </w:rPr>
         <w:t>⚠️</w:t>
       </w:r>
       <w:r>
+        <w:rPr>
+          <w:rFonts w:ascii="Calibri Light" w:hAnsi="Calibri Light" w:eastAsia="Calibri Light"/>
+        </w:rPr>
         <w:t xml:space="preserve"> Relationship vs Entity</w:t>
       </w:r>
     </w:p>
@@ -5586,11 +5625,14 @@
       </w:pPr>
       <w:r>
         <w:rPr>
-          <w:rFonts w:ascii="Segoe UI Emoji" w:hAnsi="Segoe UI Emoji" w:cs="Segoe UI Emoji"/>
+          <w:rFonts w:ascii="Calibri Light" w:hAnsi="Calibri Light" w:cs="Segoe UI Emoji" w:eastAsia="Calibri Light"/>
         </w:rPr>
         <w:t>🌍</w:t>
       </w:r>
       <w:r>
+        <w:rPr>
+          <w:rFonts w:ascii="Calibri Light" w:hAnsi="Calibri Light" w:eastAsia="Calibri Light"/>
+        </w:rPr>
         <w:t xml:space="preserve"> Online Store Example</w:t>
       </w:r>
     </w:p>
@@ -6021,11 +6063,14 @@
       </w:pPr>
       <w:r>
         <w:rPr>
-          <w:rFonts w:ascii="Segoe UI Emoji" w:hAnsi="Segoe UI Emoji" w:cs="Segoe UI Emoji"/>
+          <w:rFonts w:ascii="Calibri Light" w:hAnsi="Calibri Light" w:cs="Segoe UI Emoji" w:eastAsia="Calibri Light"/>
         </w:rPr>
         <w:t>🧠</w:t>
       </w:r>
       <w:r>
+        <w:rPr>
+          <w:rFonts w:ascii="Calibri Light" w:hAnsi="Calibri Light" w:eastAsia="Calibri Light"/>
+        </w:rPr>
         <w:t xml:space="preserve"> Simple Analogy</w:t>
       </w:r>
     </w:p>
@@ -6363,11 +6408,14 @@
       </w:pPr>
       <w:r>
         <w:rPr>
-          <w:rFonts w:ascii="Segoe UI Emoji" w:hAnsi="Segoe UI Emoji" w:cs="Segoe UI Emoji"/>
+          <w:rFonts w:ascii="Calibri Light" w:hAnsi="Calibri Light" w:cs="Segoe UI Emoji" w:eastAsia="Calibri Light"/>
         </w:rPr>
         <w:t>🧭</w:t>
       </w:r>
       <w:r>
+        <w:rPr>
+          <w:rFonts w:ascii="Calibri Light" w:hAnsi="Calibri Light" w:eastAsia="Calibri Light"/>
+        </w:rPr>
         <w:t xml:space="preserve"> Summary</w:t>
       </w:r>
     </w:p>
